--- a/public/lesson-3.docx
+++ b/public/lesson-3.docx
@@ -5,63 +5,993 @@
     <w:p>
       <w:pPr>
         <w:pStyle w:val="Heading2"/>
-        <w:rPr>
-          <w:b w:val="0"/>
-          <w:i w:val="0"/>
-        </w:rPr>
-      </w:pPr>
-      <w:r>
-        <w:rPr>
-          <w:b w:val="0"/>
-          <w:i w:val="0"/>
-        </w:rPr>
-        <w:t>Урок 3</w:t>
-      </w:r>
+      </w:pPr>
+      <w:proofErr w:type="spellStart"/>
+      <w:r>
+        <w:t>Парменид</w:t>
+      </w:r>
+      <w:proofErr w:type="spellEnd"/>
     </w:p>
     <w:p>
-      <w:r>
-        <w:rPr>
+      <w:pPr>
+        <w:rPr>
+          <w:rFonts w:ascii="Times New Roman" w:hAnsi="Times New Roman" w:cs="Times New Roman"/>
+          <w:sz w:val="24"/>
+          <w:szCs w:val="24"/>
+          <w:lang w:val="ru-RU"/>
+        </w:rPr>
+      </w:pPr>
+      <w:r>
+        <w:rPr>
+          <w:rFonts w:ascii="Times New Roman" w:hAnsi="Times New Roman" w:cs="Times New Roman"/>
+          <w:sz w:val="24"/>
+          <w:szCs w:val="24"/>
+          <w:lang w:val="ru-RU"/>
+        </w:rPr>
+        <w:t>Парменид по праву считается</w:t>
+      </w:r>
+      <w:r>
+        <w:rPr>
+          <w:rFonts w:ascii="Times New Roman" w:hAnsi="Times New Roman" w:cs="Times New Roman"/>
+          <w:sz w:val="24"/>
+          <w:szCs w:val="24"/>
+          <w:lang w:val="ru-RU"/>
+        </w:rPr>
+        <w:t xml:space="preserve"> от</w:t>
+      </w:r>
+      <w:r>
+        <w:rPr>
+          <w:rFonts w:ascii="Times New Roman" w:hAnsi="Times New Roman" w:cs="Times New Roman"/>
+          <w:sz w:val="24"/>
+          <w:szCs w:val="24"/>
+          <w:lang w:val="ru-RU"/>
+        </w:rPr>
+        <w:t>цом</w:t>
+      </w:r>
+      <w:r>
+        <w:rPr>
+          <w:rFonts w:ascii="Times New Roman" w:hAnsi="Times New Roman" w:cs="Times New Roman"/>
+          <w:sz w:val="24"/>
+          <w:szCs w:val="24"/>
+          <w:lang w:val="ru-RU"/>
+        </w:rPr>
+        <w:t xml:space="preserve"> философии</w:t>
+      </w:r>
+      <w:r>
+        <w:rPr>
+          <w:rFonts w:ascii="Times New Roman" w:hAnsi="Times New Roman" w:cs="Times New Roman"/>
+          <w:sz w:val="24"/>
+          <w:szCs w:val="24"/>
+          <w:lang w:val="ru-RU"/>
+        </w:rPr>
+        <w:t>.</w:t>
+      </w:r>
+      <w:r>
+        <w:rPr>
+          <w:rFonts w:ascii="Times New Roman" w:hAnsi="Times New Roman" w:cs="Times New Roman"/>
+          <w:sz w:val="24"/>
+          <w:szCs w:val="24"/>
+          <w:lang w:val="ru-RU"/>
+        </w:rPr>
+        <w:t xml:space="preserve"> </w:t>
+      </w:r>
+      <w:r>
+        <w:rPr>
+          <w:rFonts w:ascii="Times New Roman" w:hAnsi="Times New Roman" w:cs="Times New Roman"/>
+          <w:sz w:val="24"/>
+          <w:szCs w:val="24"/>
+          <w:lang w:val="ru-RU"/>
+        </w:rPr>
+        <w:t xml:space="preserve">Он написал </w:t>
+      </w:r>
+      <w:r>
+        <w:rPr>
+          <w:rFonts w:ascii="Times New Roman" w:hAnsi="Times New Roman" w:cs="Times New Roman"/>
+          <w:sz w:val="24"/>
+          <w:szCs w:val="24"/>
+          <w:lang w:val="ru-RU"/>
+        </w:rPr>
+        <w:t>трехстраничн</w:t>
+      </w:r>
+      <w:r>
+        <w:rPr>
+          <w:rFonts w:ascii="Times New Roman" w:hAnsi="Times New Roman" w:cs="Times New Roman"/>
+          <w:sz w:val="24"/>
+          <w:szCs w:val="24"/>
+          <w:lang w:val="ru-RU"/>
+        </w:rPr>
+        <w:t xml:space="preserve">ый </w:t>
+      </w:r>
+      <w:r>
+        <w:rPr>
+          <w:rFonts w:ascii="Times New Roman" w:hAnsi="Times New Roman" w:cs="Times New Roman"/>
+          <w:sz w:val="24"/>
+          <w:szCs w:val="24"/>
+          <w:lang w:val="ru-RU"/>
+        </w:rPr>
+        <w:t>текст, служащ</w:t>
+      </w:r>
+      <w:r>
+        <w:rPr>
+          <w:rFonts w:ascii="Times New Roman" w:hAnsi="Times New Roman" w:cs="Times New Roman"/>
+          <w:sz w:val="24"/>
+          <w:szCs w:val="24"/>
+          <w:lang w:val="ru-RU"/>
+        </w:rPr>
+        <w:t>ий</w:t>
+      </w:r>
+      <w:r>
+        <w:rPr>
+          <w:rFonts w:ascii="Times New Roman" w:hAnsi="Times New Roman" w:cs="Times New Roman"/>
+          <w:sz w:val="24"/>
+          <w:szCs w:val="24"/>
+          <w:lang w:val="ru-RU"/>
+        </w:rPr>
+        <w:t xml:space="preserve"> мерилом качества философии. </w:t>
+      </w:r>
+      <w:r>
+        <w:rPr>
+          <w:rFonts w:ascii="Times New Roman" w:hAnsi="Times New Roman" w:cs="Times New Roman"/>
+          <w:sz w:val="24"/>
+          <w:szCs w:val="24"/>
+          <w:lang w:val="ru-RU"/>
+        </w:rPr>
+        <w:t>Парменид</w:t>
+      </w:r>
+      <w:r>
+        <w:rPr>
+          <w:rFonts w:ascii="Times New Roman" w:hAnsi="Times New Roman" w:cs="Times New Roman"/>
+          <w:sz w:val="24"/>
+          <w:szCs w:val="24"/>
+          <w:lang w:val="ru-RU"/>
+        </w:rPr>
+        <w:t xml:space="preserve"> различает </w:t>
+      </w:r>
+      <w:r>
+        <w:rPr>
+          <w:rFonts w:ascii="Times New Roman" w:hAnsi="Times New Roman" w:cs="Times New Roman"/>
           <w:b/>
-        </w:rPr>
-        <w:t>Парменид</w:t>
-      </w:r>
-      <w:r>
-        <w:t xml:space="preserve"> Это отец философии, автор трехстраничного текста, служащего мерилом качества философии. Он различает акты мышления и акты восприятия. Акт мышления это деятельность, создающая образ в голове — все внутри головы. Акт восприятия: есть сам материальный объект и деятельность мышления. В материальном объекте есть какое-то дополнительное качество в отличии от акта мышления. И это качество никак нельзя определить, как, например, нельзя помыслить иррациональное число. </w:t>
-      </w:r>
-      <w:r>
-        <w:rPr>
+          <w:bCs/>
+          <w:sz w:val="24"/>
+          <w:szCs w:val="24"/>
+          <w:lang w:val="ru-RU"/>
+        </w:rPr>
+        <w:t>акты мышления</w:t>
+      </w:r>
+      <w:r>
+        <w:rPr>
+          <w:rFonts w:ascii="Times New Roman" w:hAnsi="Times New Roman" w:cs="Times New Roman"/>
+          <w:sz w:val="24"/>
+          <w:szCs w:val="24"/>
+          <w:lang w:val="ru-RU"/>
+        </w:rPr>
+        <w:t xml:space="preserve"> и </w:t>
+      </w:r>
+      <w:r>
+        <w:rPr>
+          <w:rFonts w:ascii="Times New Roman" w:hAnsi="Times New Roman" w:cs="Times New Roman"/>
+          <w:b/>
+          <w:bCs/>
+          <w:sz w:val="24"/>
+          <w:szCs w:val="24"/>
+          <w:lang w:val="ru-RU"/>
+        </w:rPr>
+        <w:t>акты восприятия</w:t>
+      </w:r>
+      <w:r>
+        <w:rPr>
+          <w:rFonts w:ascii="Times New Roman" w:hAnsi="Times New Roman" w:cs="Times New Roman"/>
+          <w:sz w:val="24"/>
+          <w:szCs w:val="24"/>
+          <w:lang w:val="ru-RU"/>
+        </w:rPr>
+        <w:t>.</w:t>
+      </w:r>
+    </w:p>
+    <w:p>
+      <w:pPr>
+        <w:pStyle w:val="ListParagraph"/>
+        <w:numPr>
+          <w:ilvl w:val="0"/>
+          <w:numId w:val="14"/>
+        </w:numPr>
+        <w:rPr>
+          <w:rFonts w:ascii="Times New Roman" w:hAnsi="Times New Roman" w:cs="Times New Roman"/>
+          <w:sz w:val="24"/>
+          <w:szCs w:val="24"/>
+          <w:lang w:val="ru-RU"/>
+        </w:rPr>
+      </w:pPr>
+      <w:r>
+        <w:rPr>
+          <w:rFonts w:ascii="Times New Roman" w:hAnsi="Times New Roman" w:cs="Times New Roman"/>
+          <w:sz w:val="24"/>
+          <w:szCs w:val="24"/>
+          <w:lang w:val="ru-RU"/>
+        </w:rPr>
+        <w:t>Акт мышления — это</w:t>
+      </w:r>
+      <w:r>
+        <w:rPr>
+          <w:rFonts w:ascii="Times New Roman" w:hAnsi="Times New Roman" w:cs="Times New Roman"/>
+          <w:sz w:val="24"/>
+          <w:szCs w:val="24"/>
+          <w:lang w:val="ru-RU"/>
+        </w:rPr>
+        <w:t xml:space="preserve"> деятельность, создающая образ</w:t>
+      </w:r>
+      <w:r>
+        <w:rPr>
+          <w:rFonts w:ascii="Times New Roman" w:hAnsi="Times New Roman" w:cs="Times New Roman"/>
+          <w:sz w:val="24"/>
+          <w:szCs w:val="24"/>
+          <w:lang w:val="ru-RU"/>
+        </w:rPr>
+        <w:t>ы. Происходит</w:t>
+      </w:r>
+      <w:r>
+        <w:rPr>
+          <w:rFonts w:ascii="Times New Roman" w:hAnsi="Times New Roman" w:cs="Times New Roman"/>
+          <w:sz w:val="24"/>
+          <w:szCs w:val="24"/>
+          <w:lang w:val="ru-RU"/>
+        </w:rPr>
+        <w:t xml:space="preserve"> </w:t>
+      </w:r>
+      <w:r>
+        <w:rPr>
+          <w:rFonts w:ascii="Times New Roman" w:hAnsi="Times New Roman" w:cs="Times New Roman"/>
+          <w:sz w:val="24"/>
+          <w:szCs w:val="24"/>
+          <w:lang w:val="ru-RU"/>
+        </w:rPr>
+        <w:t>исключительно в голове</w:t>
+      </w:r>
+    </w:p>
+    <w:p>
+      <w:pPr>
+        <w:pStyle w:val="ListParagraph"/>
+        <w:numPr>
+          <w:ilvl w:val="0"/>
+          <w:numId w:val="14"/>
+        </w:numPr>
+        <w:rPr>
+          <w:rFonts w:ascii="Times New Roman" w:hAnsi="Times New Roman" w:cs="Times New Roman"/>
+          <w:sz w:val="24"/>
+          <w:szCs w:val="24"/>
+          <w:lang w:val="ru-RU"/>
+        </w:rPr>
+      </w:pPr>
+      <w:r>
+        <w:rPr>
+          <w:rFonts w:ascii="Times New Roman" w:hAnsi="Times New Roman" w:cs="Times New Roman"/>
+          <w:sz w:val="24"/>
+          <w:szCs w:val="24"/>
+          <w:lang w:val="ru-RU"/>
+        </w:rPr>
+        <w:t>Акт восприятия: есть сам материальный объект и деятельность мышления</w:t>
+      </w:r>
+    </w:p>
+    <w:p>
+      <w:pPr>
+        <w:rPr>
+          <w:rFonts w:ascii="Times New Roman" w:hAnsi="Times New Roman" w:cs="Times New Roman"/>
+          <w:sz w:val="24"/>
+          <w:szCs w:val="24"/>
+          <w:lang w:val="ru-RU"/>
+        </w:rPr>
+      </w:pPr>
+      <w:r>
+        <w:rPr>
+          <w:rFonts w:ascii="Times New Roman" w:hAnsi="Times New Roman" w:cs="Times New Roman"/>
+          <w:sz w:val="24"/>
+          <w:szCs w:val="24"/>
+          <w:lang w:val="ru-RU"/>
+        </w:rPr>
+        <w:t>В</w:t>
+      </w:r>
+      <w:r>
+        <w:rPr>
+          <w:rFonts w:ascii="Times New Roman" w:hAnsi="Times New Roman" w:cs="Times New Roman"/>
+          <w:sz w:val="24"/>
+          <w:szCs w:val="24"/>
+          <w:lang w:val="ru-RU"/>
+        </w:rPr>
+        <w:t xml:space="preserve"> отличии от </w:t>
+      </w:r>
+      <w:r>
+        <w:rPr>
+          <w:rFonts w:ascii="Times New Roman" w:hAnsi="Times New Roman" w:cs="Times New Roman"/>
           <w:i/>
+          <w:iCs/>
+          <w:sz w:val="24"/>
+          <w:szCs w:val="24"/>
+          <w:lang w:val="ru-RU"/>
+        </w:rPr>
+        <w:t>акта мышления</w:t>
+      </w:r>
+      <w:r>
+        <w:rPr>
+          <w:rFonts w:ascii="Times New Roman" w:hAnsi="Times New Roman" w:cs="Times New Roman"/>
+          <w:sz w:val="24"/>
+          <w:szCs w:val="24"/>
+          <w:lang w:val="ru-RU"/>
+        </w:rPr>
+        <w:t xml:space="preserve"> в</w:t>
+      </w:r>
+      <w:r>
+        <w:rPr>
+          <w:rFonts w:ascii="Times New Roman" w:hAnsi="Times New Roman" w:cs="Times New Roman"/>
+          <w:sz w:val="24"/>
+          <w:szCs w:val="24"/>
+          <w:lang w:val="ru-RU"/>
+        </w:rPr>
+        <w:t xml:space="preserve"> материальном объекте есть какое-то дополнительное качество</w:t>
+      </w:r>
+      <w:r>
+        <w:rPr>
+          <w:rFonts w:ascii="Times New Roman" w:hAnsi="Times New Roman" w:cs="Times New Roman"/>
+          <w:sz w:val="24"/>
+          <w:szCs w:val="24"/>
+          <w:lang w:val="ru-RU"/>
+        </w:rPr>
+        <w:t>.</w:t>
+      </w:r>
+      <w:r>
+        <w:rPr>
+          <w:rFonts w:ascii="Times New Roman" w:hAnsi="Times New Roman" w:cs="Times New Roman"/>
+          <w:sz w:val="24"/>
+          <w:szCs w:val="24"/>
+          <w:lang w:val="ru-RU"/>
+        </w:rPr>
+        <w:t xml:space="preserve"> И это качество никак нельзя определить, как, например, нельзя помыслить иррациональное число. </w:t>
+      </w:r>
+      <w:r>
+        <w:rPr>
+          <w:rFonts w:ascii="Times New Roman" w:hAnsi="Times New Roman" w:cs="Times New Roman"/>
+          <w:iCs/>
+          <w:sz w:val="24"/>
+          <w:szCs w:val="24"/>
+          <w:u w:val="single"/>
+          <w:lang w:val="ru-RU"/>
         </w:rPr>
         <w:t>Оно независимо от восприятия и мышления</w:t>
       </w:r>
       <w:r>
+        <w:rPr>
+          <w:rFonts w:ascii="Times New Roman" w:hAnsi="Times New Roman" w:cs="Times New Roman"/>
+          <w:sz w:val="24"/>
+          <w:szCs w:val="24"/>
+          <w:lang w:val="ru-RU"/>
+        </w:rPr>
         <w:t xml:space="preserve">. Ведь вывод предыдущего урока был в том, что объекты восприятия сложны и не поддаются уму. Все, что мы знаем об этом качестве, это то, </w:t>
       </w:r>
       <w:r>
         <w:rPr>
+          <w:rFonts w:ascii="Times New Roman" w:hAnsi="Times New Roman" w:cs="Times New Roman"/>
           <w:b/>
+          <w:sz w:val="24"/>
+          <w:szCs w:val="24"/>
+          <w:lang w:val="ru-RU"/>
         </w:rPr>
         <w:t>что оно есть</w:t>
       </w:r>
       <w:r>
-        <w:t xml:space="preserve">. Но можно ли мыслить о чем-то, зная об этом только то, что оно есть? Да, Парменид говорит, извлечь информацию можно. Для этого он субстантивирует глагол «есть» в существительное «бытие» (Эйней). Таким образом происходит расщепление акта восприятия. Объект восприятия отличается от акта мышления, независим от него. Фактически, впервые таким образом был задан вопрос: что такое реальность? Ведь раньше никто не различал бодрствование ото сна, никто не помысливал их различать, значит не было и смысла в термине «реальность». Благодаря этому расщеплению реальность возникла, и она является как раз тем немыслимым качеством, бытием. Это что-то такое, что останется, если убрать всех наблюдателей. Также слово «есть» можно субстантивировать в слово «истина» (естина) — на древнегр языке Алетейя (несокрытость).  Докса — это бытие, скрытое под чьим-то мнением, бытие с наблюдателем. Для Парменида бытие и истина равнозначны. Но можно ли что-то сказать об бытии, лишенном всякого наблюдателя, то есть о вещи в себе? Для этого нужно </w:t>
-      </w:r>
-      <w:r>
-        <w:rPr>
+        <w:rPr>
+          <w:rFonts w:ascii="Times New Roman" w:hAnsi="Times New Roman" w:cs="Times New Roman"/>
+          <w:sz w:val="24"/>
+          <w:szCs w:val="24"/>
+          <w:lang w:val="ru-RU"/>
+        </w:rPr>
+        <w:t xml:space="preserve">. Но можно ли мыслить о чем-то, зная об этом только то, что оно есть? Да, Парменид говорит, </w:t>
+      </w:r>
+      <w:r>
+        <w:rPr>
+          <w:rFonts w:ascii="Times New Roman" w:hAnsi="Times New Roman" w:cs="Times New Roman"/>
+          <w:sz w:val="24"/>
+          <w:szCs w:val="24"/>
+          <w:lang w:val="ru-RU"/>
+        </w:rPr>
+        <w:t xml:space="preserve">что </w:t>
+      </w:r>
+      <w:r>
+        <w:rPr>
+          <w:rFonts w:ascii="Times New Roman" w:hAnsi="Times New Roman" w:cs="Times New Roman"/>
+          <w:sz w:val="24"/>
+          <w:szCs w:val="24"/>
+          <w:lang w:val="ru-RU"/>
+        </w:rPr>
+        <w:t xml:space="preserve">извлечь информацию можно. Для этого он субстантивирует глагол </w:t>
+      </w:r>
+      <w:r>
+        <w:rPr>
+          <w:rFonts w:ascii="Times New Roman" w:hAnsi="Times New Roman" w:cs="Times New Roman"/>
+          <w:b/>
+          <w:bCs/>
+          <w:sz w:val="24"/>
+          <w:szCs w:val="24"/>
+          <w:lang w:val="ru-RU"/>
+        </w:rPr>
+        <w:t>есть</w:t>
+      </w:r>
+      <w:r>
+        <w:rPr>
+          <w:rFonts w:ascii="Times New Roman" w:hAnsi="Times New Roman" w:cs="Times New Roman"/>
+          <w:sz w:val="24"/>
+          <w:szCs w:val="24"/>
+          <w:lang w:val="ru-RU"/>
+        </w:rPr>
+        <w:t xml:space="preserve"> в существительное </w:t>
+      </w:r>
+      <w:r>
+        <w:rPr>
+          <w:rFonts w:ascii="Times New Roman" w:hAnsi="Times New Roman" w:cs="Times New Roman"/>
+          <w:b/>
+          <w:bCs/>
+          <w:sz w:val="24"/>
+          <w:szCs w:val="24"/>
+          <w:lang w:val="ru-RU"/>
+        </w:rPr>
+        <w:t>бытие</w:t>
+      </w:r>
+      <w:r>
+        <w:rPr>
+          <w:rFonts w:ascii="Times New Roman" w:hAnsi="Times New Roman" w:cs="Times New Roman"/>
+          <w:sz w:val="24"/>
+          <w:szCs w:val="24"/>
+          <w:lang w:val="ru-RU"/>
+        </w:rPr>
+        <w:t xml:space="preserve"> </w:t>
+      </w:r>
+      <w:r>
+        <w:rPr>
+          <w:rFonts w:ascii="Times New Roman" w:hAnsi="Times New Roman" w:cs="Times New Roman"/>
+          <w:sz w:val="24"/>
+          <w:szCs w:val="24"/>
+          <w:lang w:val="ru-RU"/>
+        </w:rPr>
+        <w:t xml:space="preserve">— </w:t>
+      </w:r>
+      <w:proofErr w:type="spellStart"/>
+      <w:r>
+        <w:rPr>
+          <w:rFonts w:ascii="Times New Roman" w:hAnsi="Times New Roman" w:cs="Times New Roman"/>
+          <w:sz w:val="24"/>
+          <w:szCs w:val="24"/>
+          <w:lang w:val="ru-RU"/>
+        </w:rPr>
+        <w:t>εἶν</w:t>
+      </w:r>
+      <w:proofErr w:type="spellEnd"/>
+      <w:r>
+        <w:rPr>
+          <w:rFonts w:ascii="Times New Roman" w:hAnsi="Times New Roman" w:cs="Times New Roman"/>
+          <w:sz w:val="24"/>
+          <w:szCs w:val="24"/>
+          <w:lang w:val="ru-RU"/>
+        </w:rPr>
+        <w:t>αι</w:t>
+      </w:r>
+      <w:r>
+        <w:rPr>
+          <w:rFonts w:ascii="Times New Roman" w:hAnsi="Times New Roman" w:cs="Times New Roman"/>
+          <w:sz w:val="24"/>
+          <w:szCs w:val="24"/>
+          <w:lang w:val="ru-RU"/>
+        </w:rPr>
+        <w:t xml:space="preserve"> </w:t>
+      </w:r>
+      <w:r>
+        <w:rPr>
+          <w:rFonts w:ascii="Times New Roman" w:hAnsi="Times New Roman" w:cs="Times New Roman"/>
+          <w:sz w:val="24"/>
+          <w:szCs w:val="24"/>
+          <w:lang w:val="ru-RU"/>
+        </w:rPr>
+        <w:t>[</w:t>
+      </w:r>
+      <w:proofErr w:type="spellStart"/>
+      <w:r>
+        <w:rPr>
+          <w:rFonts w:ascii="Times New Roman" w:hAnsi="Times New Roman" w:cs="Times New Roman"/>
+          <w:sz w:val="24"/>
+          <w:szCs w:val="24"/>
+          <w:lang w:val="ru-RU"/>
+        </w:rPr>
+        <w:t>э</w:t>
+      </w:r>
+      <w:r>
+        <w:rPr>
+          <w:rFonts w:ascii="Times New Roman" w:hAnsi="Times New Roman" w:cs="Times New Roman"/>
+          <w:sz w:val="24"/>
+          <w:szCs w:val="24"/>
+          <w:lang w:val="ru-RU"/>
+        </w:rPr>
+        <w:t>йней</w:t>
+      </w:r>
+      <w:proofErr w:type="spellEnd"/>
+      <w:r>
+        <w:rPr>
+          <w:rFonts w:ascii="Times New Roman" w:hAnsi="Times New Roman" w:cs="Times New Roman"/>
+          <w:sz w:val="24"/>
+          <w:szCs w:val="24"/>
+          <w:lang w:val="ru-RU"/>
+        </w:rPr>
+        <w:t>]</w:t>
+      </w:r>
+      <w:r>
+        <w:rPr>
+          <w:rFonts w:ascii="Times New Roman" w:hAnsi="Times New Roman" w:cs="Times New Roman"/>
+          <w:sz w:val="24"/>
+          <w:szCs w:val="24"/>
+          <w:lang w:val="ru-RU"/>
+        </w:rPr>
+        <w:t xml:space="preserve">. </w:t>
+      </w:r>
+      <w:r>
+        <w:rPr>
+          <w:rFonts w:ascii="Times New Roman" w:hAnsi="Times New Roman" w:cs="Times New Roman"/>
+          <w:sz w:val="24"/>
+          <w:szCs w:val="24"/>
+          <w:lang w:val="ru-RU"/>
+        </w:rPr>
+        <w:t>С вводом этого термина</w:t>
+      </w:r>
+      <w:r>
+        <w:rPr>
+          <w:rFonts w:ascii="Times New Roman" w:hAnsi="Times New Roman" w:cs="Times New Roman"/>
+          <w:sz w:val="24"/>
+          <w:szCs w:val="24"/>
+          <w:lang w:val="ru-RU"/>
+        </w:rPr>
+        <w:t xml:space="preserve"> происходит расщепление </w:t>
+      </w:r>
+      <w:r>
+        <w:rPr>
+          <w:rFonts w:ascii="Times New Roman" w:hAnsi="Times New Roman" w:cs="Times New Roman"/>
           <w:i/>
+          <w:iCs/>
+          <w:sz w:val="24"/>
+          <w:szCs w:val="24"/>
+          <w:lang w:val="ru-RU"/>
+        </w:rPr>
+        <w:t>акта восприятия</w:t>
+      </w:r>
+      <w:r>
+        <w:rPr>
+          <w:rFonts w:ascii="Times New Roman" w:hAnsi="Times New Roman" w:cs="Times New Roman"/>
+          <w:sz w:val="24"/>
+          <w:szCs w:val="24"/>
+          <w:lang w:val="ru-RU"/>
+        </w:rPr>
+        <w:t xml:space="preserve">. Объект восприятия отличается от </w:t>
+      </w:r>
+      <w:r>
+        <w:rPr>
+          <w:rFonts w:ascii="Times New Roman" w:hAnsi="Times New Roman" w:cs="Times New Roman"/>
+          <w:i/>
+          <w:iCs/>
+          <w:sz w:val="24"/>
+          <w:szCs w:val="24"/>
+          <w:lang w:val="ru-RU"/>
+        </w:rPr>
+        <w:t>акта мышления</w:t>
+      </w:r>
+      <w:r>
+        <w:rPr>
+          <w:rFonts w:ascii="Times New Roman" w:hAnsi="Times New Roman" w:cs="Times New Roman"/>
+          <w:sz w:val="24"/>
+          <w:szCs w:val="24"/>
+          <w:lang w:val="ru-RU"/>
+        </w:rPr>
+        <w:t xml:space="preserve">, независим от него. Фактически, впервые таким образом был задан вопрос: что такое реальность? Ведь раньше никто не различал бодрствование ото сна, никто не </w:t>
+      </w:r>
+      <w:proofErr w:type="spellStart"/>
+      <w:r>
+        <w:rPr>
+          <w:rFonts w:ascii="Times New Roman" w:hAnsi="Times New Roman" w:cs="Times New Roman"/>
+          <w:sz w:val="24"/>
+          <w:szCs w:val="24"/>
+          <w:lang w:val="ru-RU"/>
+        </w:rPr>
+        <w:t>помысливал</w:t>
+      </w:r>
+      <w:proofErr w:type="spellEnd"/>
+      <w:r>
+        <w:rPr>
+          <w:rFonts w:ascii="Times New Roman" w:hAnsi="Times New Roman" w:cs="Times New Roman"/>
+          <w:sz w:val="24"/>
+          <w:szCs w:val="24"/>
+          <w:lang w:val="ru-RU"/>
+        </w:rPr>
+        <w:t xml:space="preserve"> их различать, значит не было и смысла в термине </w:t>
+      </w:r>
+      <w:r>
+        <w:rPr>
+          <w:rFonts w:ascii="Times New Roman" w:hAnsi="Times New Roman" w:cs="Times New Roman"/>
+          <w:i/>
+          <w:iCs/>
+          <w:sz w:val="24"/>
+          <w:szCs w:val="24"/>
+          <w:lang w:val="ru-RU"/>
+        </w:rPr>
+        <w:t>реальность</w:t>
+      </w:r>
+      <w:r>
+        <w:rPr>
+          <w:rFonts w:ascii="Times New Roman" w:hAnsi="Times New Roman" w:cs="Times New Roman"/>
+          <w:sz w:val="24"/>
+          <w:szCs w:val="24"/>
+          <w:lang w:val="ru-RU"/>
+        </w:rPr>
+        <w:t xml:space="preserve">. Благодаря этому расщеплению реальность возникла, и она является как раз тем немыслимым качеством, </w:t>
+      </w:r>
+      <w:r>
+        <w:rPr>
+          <w:rFonts w:ascii="Times New Roman" w:hAnsi="Times New Roman" w:cs="Times New Roman"/>
+          <w:i/>
+          <w:iCs/>
+          <w:sz w:val="24"/>
+          <w:szCs w:val="24"/>
+          <w:lang w:val="ru-RU"/>
+        </w:rPr>
+        <w:t>бытием</w:t>
+      </w:r>
+      <w:r>
+        <w:rPr>
+          <w:rFonts w:ascii="Times New Roman" w:hAnsi="Times New Roman" w:cs="Times New Roman"/>
+          <w:sz w:val="24"/>
+          <w:szCs w:val="24"/>
+          <w:lang w:val="ru-RU"/>
+        </w:rPr>
+        <w:t xml:space="preserve">. Это что-то такое, что останется, если убрать всех наблюдателей. Также слово </w:t>
+      </w:r>
+      <w:r>
+        <w:rPr>
+          <w:rFonts w:ascii="Times New Roman" w:hAnsi="Times New Roman" w:cs="Times New Roman"/>
+          <w:b/>
+          <w:bCs/>
+          <w:sz w:val="24"/>
+          <w:szCs w:val="24"/>
+          <w:lang w:val="ru-RU"/>
+        </w:rPr>
+        <w:t>есть</w:t>
+      </w:r>
+      <w:r>
+        <w:rPr>
+          <w:rFonts w:ascii="Times New Roman" w:hAnsi="Times New Roman" w:cs="Times New Roman"/>
+          <w:sz w:val="24"/>
+          <w:szCs w:val="24"/>
+          <w:lang w:val="ru-RU"/>
+        </w:rPr>
+        <w:t xml:space="preserve"> можно субстантивировать в слово </w:t>
+      </w:r>
+      <w:r>
+        <w:rPr>
+          <w:rFonts w:ascii="Times New Roman" w:hAnsi="Times New Roman" w:cs="Times New Roman"/>
+          <w:b/>
+          <w:bCs/>
+          <w:sz w:val="24"/>
+          <w:szCs w:val="24"/>
+          <w:lang w:val="ru-RU"/>
+        </w:rPr>
+        <w:t>истина</w:t>
+      </w:r>
+      <w:r>
+        <w:rPr>
+          <w:rFonts w:ascii="Times New Roman" w:hAnsi="Times New Roman" w:cs="Times New Roman"/>
+          <w:sz w:val="24"/>
+          <w:szCs w:val="24"/>
+          <w:lang w:val="ru-RU"/>
+        </w:rPr>
+        <w:t xml:space="preserve"> — на древнегр</w:t>
+      </w:r>
+      <w:r>
+        <w:rPr>
+          <w:rFonts w:ascii="Times New Roman" w:hAnsi="Times New Roman" w:cs="Times New Roman"/>
+          <w:sz w:val="24"/>
+          <w:szCs w:val="24"/>
+          <w:lang w:val="ru-RU"/>
+        </w:rPr>
+        <w:t>еческом</w:t>
+      </w:r>
+      <w:r>
+        <w:rPr>
+          <w:rFonts w:ascii="Times New Roman" w:hAnsi="Times New Roman" w:cs="Times New Roman"/>
+          <w:sz w:val="24"/>
+          <w:szCs w:val="24"/>
+          <w:lang w:val="ru-RU"/>
+        </w:rPr>
+        <w:t xml:space="preserve"> языке </w:t>
+      </w:r>
+      <w:r>
+        <w:rPr>
+          <w:rFonts w:ascii="Times New Roman" w:hAnsi="Times New Roman" w:cs="Times New Roman"/>
+          <w:sz w:val="24"/>
+          <w:szCs w:val="24"/>
+          <w:lang w:val="ru-RU"/>
+        </w:rPr>
+        <w:t xml:space="preserve">— </w:t>
+      </w:r>
+      <w:proofErr w:type="spellStart"/>
+      <w:r>
+        <w:rPr>
+          <w:rFonts w:ascii="Times New Roman" w:hAnsi="Times New Roman" w:cs="Times New Roman"/>
+          <w:sz w:val="24"/>
+          <w:szCs w:val="24"/>
+          <w:lang w:val="ru-RU"/>
+        </w:rPr>
+        <w:t>а</w:t>
+      </w:r>
+      <w:r>
+        <w:rPr>
+          <w:rFonts w:ascii="Times New Roman" w:hAnsi="Times New Roman" w:cs="Times New Roman"/>
+          <w:sz w:val="24"/>
+          <w:szCs w:val="24"/>
+          <w:lang w:val="ru-RU"/>
+        </w:rPr>
+        <w:t>летейя</w:t>
+      </w:r>
+      <w:proofErr w:type="spellEnd"/>
+      <w:r>
+        <w:rPr>
+          <w:rFonts w:ascii="Times New Roman" w:hAnsi="Times New Roman" w:cs="Times New Roman"/>
+          <w:sz w:val="24"/>
+          <w:szCs w:val="24"/>
+          <w:lang w:val="ru-RU"/>
+        </w:rPr>
+        <w:t xml:space="preserve"> (</w:t>
+      </w:r>
+      <w:r>
+        <w:rPr>
+          <w:rFonts w:ascii="Times New Roman" w:hAnsi="Times New Roman" w:cs="Times New Roman"/>
+          <w:sz w:val="24"/>
+          <w:szCs w:val="24"/>
+          <w:lang w:val="ru-RU"/>
+        </w:rPr>
+        <w:t>[</w:t>
+      </w:r>
+      <w:proofErr w:type="spellStart"/>
+      <w:r>
+        <w:rPr>
+          <w:rFonts w:ascii="Times New Roman" w:hAnsi="Times New Roman" w:cs="Times New Roman"/>
+          <w:sz w:val="24"/>
+          <w:szCs w:val="24"/>
+          <w:lang w:val="ru-RU"/>
+        </w:rPr>
+        <w:t>ἀλήθει</w:t>
+      </w:r>
+      <w:proofErr w:type="spellEnd"/>
+      <w:r>
+        <w:rPr>
+          <w:rFonts w:ascii="Times New Roman" w:hAnsi="Times New Roman" w:cs="Times New Roman"/>
+          <w:sz w:val="24"/>
+          <w:szCs w:val="24"/>
+          <w:lang w:val="ru-RU"/>
+        </w:rPr>
+        <w:t>α</w:t>
+      </w:r>
+      <w:r>
+        <w:rPr>
+          <w:rFonts w:ascii="Times New Roman" w:hAnsi="Times New Roman" w:cs="Times New Roman"/>
+          <w:sz w:val="24"/>
+          <w:szCs w:val="24"/>
+          <w:lang w:val="ru-RU"/>
+        </w:rPr>
+        <w:t>]</w:t>
+      </w:r>
+      <w:r>
+        <w:rPr>
+          <w:rFonts w:ascii="Times New Roman" w:hAnsi="Times New Roman" w:cs="Times New Roman"/>
+          <w:sz w:val="24"/>
+          <w:szCs w:val="24"/>
+          <w:lang w:val="ru-RU"/>
+        </w:rPr>
+        <w:t xml:space="preserve">, </w:t>
+      </w:r>
+      <w:proofErr w:type="spellStart"/>
+      <w:r>
+        <w:rPr>
+          <w:rFonts w:ascii="Times New Roman" w:hAnsi="Times New Roman" w:cs="Times New Roman"/>
+          <w:sz w:val="24"/>
+          <w:szCs w:val="24"/>
+          <w:lang w:val="ru-RU"/>
+        </w:rPr>
+        <w:t>несокрытость</w:t>
+      </w:r>
+      <w:proofErr w:type="spellEnd"/>
+      <w:r>
+        <w:rPr>
+          <w:rFonts w:ascii="Times New Roman" w:hAnsi="Times New Roman" w:cs="Times New Roman"/>
+          <w:sz w:val="24"/>
+          <w:szCs w:val="24"/>
+          <w:lang w:val="ru-RU"/>
+        </w:rPr>
+        <w:t xml:space="preserve">).  </w:t>
+      </w:r>
+      <w:proofErr w:type="spellStart"/>
+      <w:r>
+        <w:rPr>
+          <w:rFonts w:ascii="Times New Roman" w:hAnsi="Times New Roman" w:cs="Times New Roman"/>
+          <w:sz w:val="24"/>
+          <w:szCs w:val="24"/>
+          <w:lang w:val="ru-RU"/>
+        </w:rPr>
+        <w:t>δόξ</w:t>
+      </w:r>
+      <w:proofErr w:type="spellEnd"/>
+      <w:r>
+        <w:rPr>
+          <w:rFonts w:ascii="Times New Roman" w:hAnsi="Times New Roman" w:cs="Times New Roman"/>
+          <w:sz w:val="24"/>
+          <w:szCs w:val="24"/>
+          <w:lang w:val="ru-RU"/>
+        </w:rPr>
+        <w:t>α</w:t>
+      </w:r>
+      <w:r>
+        <w:rPr>
+          <w:rFonts w:ascii="Times New Roman" w:hAnsi="Times New Roman" w:cs="Times New Roman"/>
+          <w:sz w:val="24"/>
+          <w:szCs w:val="24"/>
+          <w:lang w:val="ru-RU"/>
+        </w:rPr>
+        <w:t xml:space="preserve"> </w:t>
+      </w:r>
+      <w:r>
+        <w:rPr>
+          <w:rFonts w:ascii="Times New Roman" w:hAnsi="Times New Roman" w:cs="Times New Roman"/>
+          <w:sz w:val="24"/>
+          <w:szCs w:val="24"/>
+          <w:lang w:val="ru-RU"/>
+        </w:rPr>
+        <w:t>[</w:t>
+      </w:r>
+      <w:proofErr w:type="spellStart"/>
+      <w:r>
+        <w:rPr>
+          <w:rFonts w:ascii="Times New Roman" w:hAnsi="Times New Roman" w:cs="Times New Roman"/>
+          <w:sz w:val="24"/>
+          <w:szCs w:val="24"/>
+          <w:lang w:val="ru-RU"/>
+        </w:rPr>
+        <w:t>д</w:t>
+      </w:r>
+      <w:r>
+        <w:rPr>
+          <w:rFonts w:ascii="Times New Roman" w:hAnsi="Times New Roman" w:cs="Times New Roman"/>
+          <w:sz w:val="24"/>
+          <w:szCs w:val="24"/>
+          <w:lang w:val="ru-RU"/>
+        </w:rPr>
+        <w:t>окса</w:t>
+      </w:r>
+      <w:proofErr w:type="spellEnd"/>
+      <w:r>
+        <w:rPr>
+          <w:rFonts w:ascii="Times New Roman" w:hAnsi="Times New Roman" w:cs="Times New Roman"/>
+          <w:sz w:val="24"/>
+          <w:szCs w:val="24"/>
+          <w:lang w:val="ru-RU"/>
+        </w:rPr>
+        <w:t>]</w:t>
+      </w:r>
+      <w:r>
+        <w:rPr>
+          <w:rFonts w:ascii="Times New Roman" w:hAnsi="Times New Roman" w:cs="Times New Roman"/>
+          <w:sz w:val="24"/>
+          <w:szCs w:val="24"/>
+          <w:lang w:val="ru-RU"/>
+        </w:rPr>
+        <w:t xml:space="preserve"> — это </w:t>
+      </w:r>
+      <w:r>
+        <w:rPr>
+          <w:rFonts w:ascii="Times New Roman" w:hAnsi="Times New Roman" w:cs="Times New Roman"/>
+          <w:i/>
+          <w:iCs/>
+          <w:sz w:val="24"/>
+          <w:szCs w:val="24"/>
+          <w:lang w:val="ru-RU"/>
+        </w:rPr>
+        <w:t>бытие</w:t>
+      </w:r>
+      <w:r>
+        <w:rPr>
+          <w:rFonts w:ascii="Times New Roman" w:hAnsi="Times New Roman" w:cs="Times New Roman"/>
+          <w:sz w:val="24"/>
+          <w:szCs w:val="24"/>
+          <w:lang w:val="ru-RU"/>
+        </w:rPr>
+        <w:t xml:space="preserve">, скрытое под чьим-то мнением, бытие с наблюдателем. Для Парменида бытие и истина равнозначны. Но можно ли что-то сказать о бытии, лишенном всякого наблюдателя? Для этого нужно </w:t>
+      </w:r>
+      <w:r>
+        <w:rPr>
+          <w:rFonts w:ascii="Times New Roman" w:hAnsi="Times New Roman" w:cs="Times New Roman"/>
+          <w:i/>
+          <w:sz w:val="24"/>
+          <w:szCs w:val="24"/>
+          <w:lang w:val="ru-RU"/>
         </w:rPr>
         <w:t>моделирование операции</w:t>
       </w:r>
       <w:r>
-        <w:t xml:space="preserve">. Парменид может сказать о том, что существует за пределами его мышления (что по сути парадокс), </w:t>
-      </w:r>
-      <w:r>
-        <w:rPr>
-          <w:b/>
+        <w:rPr>
+          <w:rFonts w:ascii="Times New Roman" w:hAnsi="Times New Roman" w:cs="Times New Roman"/>
+          <w:sz w:val="24"/>
+          <w:szCs w:val="24"/>
+          <w:lang w:val="ru-RU"/>
+        </w:rPr>
+        <w:t>.</w:t>
+      </w:r>
+    </w:p>
+    <w:p>
+      <w:pPr>
+        <w:pStyle w:val="Heading2"/>
+        <w:rPr>
+          <w:lang w:val="ru-RU"/>
+        </w:rPr>
+      </w:pPr>
+      <w:r>
+        <w:rPr>
+          <w:lang w:val="ru-RU"/>
+        </w:rPr>
+        <w:t>Первая информация о бытии</w:t>
+      </w:r>
+    </w:p>
+    <w:p>
+      <w:pPr>
+        <w:rPr>
+          <w:rFonts w:ascii="Times New Roman" w:hAnsi="Times New Roman" w:cs="Times New Roman"/>
+          <w:sz w:val="24"/>
+          <w:szCs w:val="24"/>
+          <w:lang w:val="ru-RU"/>
+        </w:rPr>
+      </w:pPr>
+      <w:r>
+        <w:rPr>
+          <w:rFonts w:ascii="Times New Roman" w:hAnsi="Times New Roman" w:cs="Times New Roman"/>
+          <w:sz w:val="24"/>
+          <w:szCs w:val="24"/>
+          <w:lang w:val="ru-RU"/>
+        </w:rPr>
+        <w:t>Парменид может сказать о том, что существует за пределами его мышления (</w:t>
+      </w:r>
+      <w:r>
+        <w:rPr>
+          <w:rFonts w:ascii="Times New Roman" w:hAnsi="Times New Roman" w:cs="Times New Roman"/>
+          <w:sz w:val="24"/>
+          <w:szCs w:val="24"/>
+          <w:lang w:val="ru-RU"/>
+        </w:rPr>
+        <w:t>что, по сути,</w:t>
+      </w:r>
+      <w:r>
+        <w:rPr>
+          <w:rFonts w:ascii="Times New Roman" w:hAnsi="Times New Roman" w:cs="Times New Roman"/>
+          <w:sz w:val="24"/>
+          <w:szCs w:val="24"/>
+          <w:lang w:val="ru-RU"/>
+        </w:rPr>
+        <w:t xml:space="preserve"> парадокс), </w:t>
+      </w:r>
+      <w:r>
+        <w:rPr>
+          <w:rFonts w:ascii="Times New Roman" w:hAnsi="Times New Roman" w:cs="Times New Roman"/>
+          <w:bCs/>
+          <w:sz w:val="24"/>
+          <w:szCs w:val="24"/>
+          <w:lang w:val="ru-RU"/>
         </w:rPr>
         <w:t>четыре вещи</w:t>
       </w:r>
       <w:r>
+        <w:rPr>
+          <w:rFonts w:ascii="Times New Roman" w:hAnsi="Times New Roman" w:cs="Times New Roman"/>
+          <w:sz w:val="24"/>
+          <w:szCs w:val="24"/>
+          <w:lang w:val="ru-RU"/>
+        </w:rPr>
         <w:t>:</w:t>
       </w:r>
     </w:p>
@@ -71,8 +1001,24 @@
           <w:ilvl w:val="0"/>
           <w:numId w:val="4"/>
         </w:numPr>
-      </w:pPr>
-      <w:r>
+        <w:rPr>
+          <w:rFonts w:ascii="Times New Roman" w:hAnsi="Times New Roman" w:cs="Times New Roman"/>
+          <w:b/>
+          <w:bCs/>
+          <w:sz w:val="24"/>
+          <w:szCs w:val="24"/>
+          <w:lang w:val="ru-RU"/>
+        </w:rPr>
+      </w:pPr>
+      <w:r>
+        <w:rPr>
+          <w:rFonts w:ascii="Times New Roman" w:hAnsi="Times New Roman" w:cs="Times New Roman"/>
+          <w:b/>
+          <w:bCs/>
+          <w:sz w:val="24"/>
+          <w:szCs w:val="24"/>
+          <w:lang w:val="ru-RU"/>
+        </w:rPr>
         <w:t>Истина/бытие вечно. У него нет начала и конца</w:t>
       </w:r>
     </w:p>
@@ -82,9 +1028,36 @@
           <w:ilvl w:val="0"/>
           <w:numId w:val="4"/>
         </w:numPr>
-      </w:pPr>
-      <w:r>
-        <w:t>Оно неделимо. У него нет частей.</w:t>
+        <w:rPr>
+          <w:rFonts w:ascii="Times New Roman" w:hAnsi="Times New Roman" w:cs="Times New Roman"/>
+          <w:b/>
+          <w:bCs/>
+          <w:sz w:val="24"/>
+          <w:szCs w:val="24"/>
+          <w:lang w:val="ru-RU"/>
+        </w:rPr>
+      </w:pPr>
+      <w:r>
+        <w:rPr>
+          <w:rFonts w:ascii="Times New Roman" w:hAnsi="Times New Roman" w:cs="Times New Roman"/>
+          <w:b/>
+          <w:bCs/>
+          <w:sz w:val="24"/>
+          <w:szCs w:val="24"/>
+          <w:lang w:val="ru-RU"/>
+        </w:rPr>
+        <w:t>Бытие</w:t>
+      </w:r>
+      <w:r>
+        <w:rPr>
+          <w:rFonts w:ascii="Times New Roman" w:hAnsi="Times New Roman" w:cs="Times New Roman"/>
+          <w:b/>
+          <w:bCs/>
+          <w:sz w:val="24"/>
+          <w:szCs w:val="24"/>
+          <w:lang w:val="ru-RU"/>
+        </w:rPr>
+        <w:t xml:space="preserve"> неделимо. У него нет частей</w:t>
       </w:r>
     </w:p>
     <w:p>
@@ -93,10 +1066,47 @@
           <w:ilvl w:val="0"/>
           <w:numId w:val="4"/>
         </w:numPr>
-      </w:pPr>
-      <w:r>
-        <w:t>Оно неизменно</w:t>
-      </w:r>
+        <w:rPr>
+          <w:rFonts w:ascii="Times New Roman" w:hAnsi="Times New Roman" w:cs="Times New Roman"/>
+          <w:b/>
+          <w:bCs/>
+          <w:sz w:val="24"/>
+          <w:szCs w:val="24"/>
+        </w:rPr>
+      </w:pPr>
+      <w:r>
+        <w:rPr>
+          <w:rFonts w:ascii="Times New Roman" w:hAnsi="Times New Roman" w:cs="Times New Roman"/>
+          <w:b/>
+          <w:bCs/>
+          <w:sz w:val="24"/>
+          <w:szCs w:val="24"/>
+          <w:lang w:val="ru-RU"/>
+        </w:rPr>
+        <w:t>Бытие</w:t>
+      </w:r>
+      <w:r>
+        <w:rPr>
+          <w:rFonts w:ascii="Times New Roman" w:hAnsi="Times New Roman" w:cs="Times New Roman"/>
+          <w:b/>
+          <w:bCs/>
+          <w:sz w:val="24"/>
+          <w:szCs w:val="24"/>
+        </w:rPr>
+        <w:t xml:space="preserve"> </w:t>
+      </w:r>
+      <w:proofErr w:type="spellStart"/>
+      <w:r>
+        <w:rPr>
+          <w:rFonts w:ascii="Times New Roman" w:hAnsi="Times New Roman" w:cs="Times New Roman"/>
+          <w:b/>
+          <w:bCs/>
+          <w:sz w:val="24"/>
+          <w:szCs w:val="24"/>
+        </w:rPr>
+        <w:t>неизменно</w:t>
+      </w:r>
+      <w:proofErr w:type="spellEnd"/>
     </w:p>
     <w:p>
       <w:pPr>
@@ -104,18 +1114,507 @@
           <w:ilvl w:val="0"/>
           <w:numId w:val="4"/>
         </w:numPr>
-      </w:pPr>
-      <w:r>
-        <w:t>Это сфера Для первых двух базовых пунктов есть доказательства! Доказательство первого пункта: Допустим, у бытия есть начало. Но это невозможно, потому что тогда до возникновения начала было то, чего не было — а это явное противоречие. Если у бытия был бы конец, то после конца было бы то, чего не будет, а это тоже противоречие. Значит, она вечная. Доказательство второго пункта: Допустим, что бытие состоит из частей. Но это невозможно, потому что между частями должно быть то, чего нет, а это снова противоречие. Доказательство третьего пункта: Если что-то изменяется, то оно становится иным от того, чем оно было, то есть делимо, но это противоречит пункту 2. Доказательство четвертого пункта: любое не круглое должно иметь округлую форму, потому что угол — это край чего-то; бытие должно быть равноудалено от центра, должно иметь только одинаковые части, а это сфера.</w:t>
+        <w:rPr>
+          <w:rFonts w:ascii="Times New Roman" w:hAnsi="Times New Roman" w:cs="Times New Roman"/>
+          <w:b/>
+          <w:bCs/>
+          <w:sz w:val="24"/>
+          <w:szCs w:val="24"/>
+          <w:lang w:val="ru-RU"/>
+        </w:rPr>
+      </w:pPr>
+      <w:r>
+        <w:rPr>
+          <w:rFonts w:ascii="Times New Roman" w:hAnsi="Times New Roman" w:cs="Times New Roman"/>
+          <w:b/>
+          <w:bCs/>
+          <w:sz w:val="24"/>
+          <w:szCs w:val="24"/>
+          <w:lang w:val="ru-RU"/>
+        </w:rPr>
+        <w:t>Бытие по форме —</w:t>
+      </w:r>
+      <w:r>
+        <w:rPr>
+          <w:rFonts w:ascii="Times New Roman" w:hAnsi="Times New Roman" w:cs="Times New Roman"/>
+          <w:b/>
+          <w:bCs/>
+          <w:sz w:val="24"/>
+          <w:szCs w:val="24"/>
+          <w:lang w:val="ru-RU"/>
+        </w:rPr>
+        <w:t xml:space="preserve"> сфера </w:t>
       </w:r>
     </w:p>
     <w:p>
-      <w:r>
-        <w:t>Из этих 4 тезисов один был быстро поставлен под сомнение Гераклитом: это 3 тезис о неизменности. Опровержением является сам факт мышления: мое мышление тоже является частью бытия, ведь оно есть; но мышление по самой сути своей есть изменение, так что бытие не может быть полностью неизменно.</w:t>
+      <w:pPr>
+        <w:rPr>
+          <w:rFonts w:ascii="Times New Roman" w:hAnsi="Times New Roman" w:cs="Times New Roman"/>
+          <w:sz w:val="24"/>
+          <w:szCs w:val="24"/>
+          <w:lang w:val="ru-RU"/>
+        </w:rPr>
+      </w:pPr>
+      <w:r>
+        <w:rPr>
+          <w:rFonts w:ascii="Times New Roman" w:hAnsi="Times New Roman" w:cs="Times New Roman"/>
+          <w:sz w:val="24"/>
+          <w:szCs w:val="24"/>
+          <w:lang w:val="ru-RU"/>
+        </w:rPr>
+        <w:t>Для первых двух базовых пунктов есть доказательства</w:t>
+      </w:r>
+      <w:r>
+        <w:rPr>
+          <w:rFonts w:ascii="Times New Roman" w:hAnsi="Times New Roman" w:cs="Times New Roman"/>
+          <w:sz w:val="24"/>
+          <w:szCs w:val="24"/>
+          <w:lang w:val="ru-RU"/>
+        </w:rPr>
+        <w:t>.</w:t>
       </w:r>
     </w:p>
     <w:p>
-      <w:r>
+      <w:pPr>
+        <w:pStyle w:val="Heading3"/>
+        <w:rPr>
+          <w:lang w:val="ru-RU"/>
+        </w:rPr>
+      </w:pPr>
+      <w:r>
+        <w:rPr>
+          <w:lang w:val="ru-RU"/>
+        </w:rPr>
+        <w:t>Доказательство первого пункт</w:t>
+      </w:r>
+      <w:r>
+        <w:rPr>
+          <w:lang w:val="ru-RU"/>
+        </w:rPr>
+        <w:t>а</w:t>
+      </w:r>
+    </w:p>
+    <w:p>
+      <w:pPr>
+        <w:rPr>
+          <w:rFonts w:ascii="Times New Roman" w:hAnsi="Times New Roman" w:cs="Times New Roman"/>
+          <w:sz w:val="24"/>
+          <w:szCs w:val="24"/>
+          <w:lang w:val="ru-RU"/>
+        </w:rPr>
+      </w:pPr>
+      <w:r>
+        <w:rPr>
+          <w:rFonts w:ascii="Times New Roman" w:hAnsi="Times New Roman" w:cs="Times New Roman"/>
+          <w:sz w:val="24"/>
+          <w:szCs w:val="24"/>
+          <w:lang w:val="ru-RU"/>
+        </w:rPr>
+        <w:t>Д</w:t>
+      </w:r>
+      <w:r>
+        <w:rPr>
+          <w:rFonts w:ascii="Times New Roman" w:hAnsi="Times New Roman" w:cs="Times New Roman"/>
+          <w:sz w:val="24"/>
+          <w:szCs w:val="24"/>
+          <w:lang w:val="ru-RU"/>
+        </w:rPr>
+        <w:t xml:space="preserve">опустим, у бытия есть начало. </w:t>
+      </w:r>
+      <w:r>
+        <w:rPr>
+          <w:rFonts w:ascii="Times New Roman" w:hAnsi="Times New Roman" w:cs="Times New Roman"/>
+          <w:sz w:val="24"/>
+          <w:szCs w:val="24"/>
+          <w:lang w:val="ru-RU"/>
+        </w:rPr>
+        <w:t>Э</w:t>
+      </w:r>
+      <w:r>
+        <w:rPr>
+          <w:rFonts w:ascii="Times New Roman" w:hAnsi="Times New Roman" w:cs="Times New Roman"/>
+          <w:sz w:val="24"/>
+          <w:szCs w:val="24"/>
+          <w:lang w:val="ru-RU"/>
+        </w:rPr>
+        <w:t>то невозможно, потому что тогда до возникновения начала было то, чего не было — а это явное противоречие. Если у бытия был бы конец, то после конца было бы то, чего не будет, а это тоже противоречие. Значит, она вечная.</w:t>
+      </w:r>
+    </w:p>
+    <w:p>
+      <w:pPr>
+        <w:pStyle w:val="Heading3"/>
+        <w:rPr>
+          <w:lang w:val="ru-RU"/>
+        </w:rPr>
+      </w:pPr>
+      <w:r>
+        <w:rPr>
+          <w:lang w:val="ru-RU"/>
+        </w:rPr>
+        <w:lastRenderedPageBreak/>
+        <w:t>Доказательство второго пункта</w:t>
+      </w:r>
+    </w:p>
+    <w:p>
+      <w:pPr>
+        <w:rPr>
+          <w:rFonts w:ascii="Times New Roman" w:hAnsi="Times New Roman" w:cs="Times New Roman"/>
+          <w:sz w:val="24"/>
+          <w:szCs w:val="24"/>
+          <w:lang w:val="ru-RU"/>
+        </w:rPr>
+      </w:pPr>
+      <w:r>
+        <w:rPr>
+          <w:rFonts w:ascii="Times New Roman" w:hAnsi="Times New Roman" w:cs="Times New Roman"/>
+          <w:sz w:val="24"/>
+          <w:szCs w:val="24"/>
+          <w:lang w:val="ru-RU"/>
+        </w:rPr>
+        <w:t>Д</w:t>
+      </w:r>
+      <w:r>
+        <w:rPr>
+          <w:rFonts w:ascii="Times New Roman" w:hAnsi="Times New Roman" w:cs="Times New Roman"/>
+          <w:sz w:val="24"/>
+          <w:szCs w:val="24"/>
+          <w:lang w:val="ru-RU"/>
+        </w:rPr>
+        <w:t xml:space="preserve">опустим, что бытие состоит из частей. </w:t>
+      </w:r>
+      <w:r>
+        <w:rPr>
+          <w:rFonts w:ascii="Times New Roman" w:hAnsi="Times New Roman" w:cs="Times New Roman"/>
+          <w:sz w:val="24"/>
+          <w:szCs w:val="24"/>
+          <w:lang w:val="ru-RU"/>
+        </w:rPr>
+        <w:t>Э</w:t>
+      </w:r>
+      <w:r>
+        <w:rPr>
+          <w:rFonts w:ascii="Times New Roman" w:hAnsi="Times New Roman" w:cs="Times New Roman"/>
+          <w:sz w:val="24"/>
+          <w:szCs w:val="24"/>
+          <w:lang w:val="ru-RU"/>
+        </w:rPr>
+        <w:t xml:space="preserve">то невозможно, потому что между частями должно быть то, чего нет, а это снова противоречие. </w:t>
+      </w:r>
+    </w:p>
+    <w:p>
+      <w:pPr>
+        <w:pStyle w:val="Heading3"/>
+        <w:rPr>
+          <w:lang w:val="ru-RU"/>
+        </w:rPr>
+      </w:pPr>
+      <w:r>
+        <w:rPr>
+          <w:lang w:val="ru-RU"/>
+        </w:rPr>
+        <w:t>Менее строгое д</w:t>
+      </w:r>
+      <w:r>
+        <w:rPr>
+          <w:lang w:val="ru-RU"/>
+        </w:rPr>
+        <w:t xml:space="preserve">оказательство </w:t>
+      </w:r>
+      <w:r>
+        <w:rPr>
+          <w:lang w:val="ru-RU"/>
+        </w:rPr>
+        <w:t>третьего</w:t>
+      </w:r>
+      <w:r>
+        <w:rPr>
+          <w:lang w:val="ru-RU"/>
+        </w:rPr>
+        <w:t xml:space="preserve"> пункта</w:t>
+      </w:r>
+    </w:p>
+    <w:p>
+      <w:pPr>
+        <w:rPr>
+          <w:rFonts w:ascii="Times New Roman" w:hAnsi="Times New Roman" w:cs="Times New Roman"/>
+          <w:sz w:val="24"/>
+          <w:szCs w:val="24"/>
+          <w:lang w:val="ru-RU"/>
+        </w:rPr>
+      </w:pPr>
+      <w:r>
+        <w:rPr>
+          <w:rFonts w:ascii="Times New Roman" w:hAnsi="Times New Roman" w:cs="Times New Roman"/>
+          <w:sz w:val="24"/>
+          <w:szCs w:val="24"/>
+          <w:lang w:val="ru-RU"/>
+        </w:rPr>
+        <w:t>Е</w:t>
+      </w:r>
+      <w:r>
+        <w:rPr>
+          <w:rFonts w:ascii="Times New Roman" w:hAnsi="Times New Roman" w:cs="Times New Roman"/>
+          <w:sz w:val="24"/>
+          <w:szCs w:val="24"/>
+          <w:lang w:val="ru-RU"/>
+        </w:rPr>
+        <w:t xml:space="preserve">сли что-то изменяется, то оно становится иным </w:t>
+      </w:r>
+      <w:r>
+        <w:rPr>
+          <w:rFonts w:ascii="Times New Roman" w:hAnsi="Times New Roman" w:cs="Times New Roman"/>
+          <w:sz w:val="24"/>
+          <w:szCs w:val="24"/>
+          <w:lang w:val="ru-RU"/>
+        </w:rPr>
+        <w:t>по отношению к тому</w:t>
+      </w:r>
+      <w:r>
+        <w:rPr>
+          <w:rFonts w:ascii="Times New Roman" w:hAnsi="Times New Roman" w:cs="Times New Roman"/>
+          <w:sz w:val="24"/>
+          <w:szCs w:val="24"/>
+          <w:lang w:val="ru-RU"/>
+        </w:rPr>
+        <w:t xml:space="preserve">, чем оно было, </w:t>
+      </w:r>
+      <w:r>
+        <w:rPr>
+          <w:rFonts w:ascii="Times New Roman" w:hAnsi="Times New Roman" w:cs="Times New Roman"/>
+          <w:sz w:val="24"/>
+          <w:szCs w:val="24"/>
+          <w:lang w:val="ru-RU"/>
+        </w:rPr>
+        <w:t>значит</w:t>
+      </w:r>
+      <w:r>
+        <w:rPr>
+          <w:rFonts w:ascii="Times New Roman" w:hAnsi="Times New Roman" w:cs="Times New Roman"/>
+          <w:sz w:val="24"/>
+          <w:szCs w:val="24"/>
+          <w:lang w:val="ru-RU"/>
+        </w:rPr>
+        <w:t xml:space="preserve"> </w:t>
+      </w:r>
+      <w:r>
+        <w:rPr>
+          <w:rFonts w:ascii="Times New Roman" w:hAnsi="Times New Roman" w:cs="Times New Roman"/>
+          <w:sz w:val="24"/>
+          <w:szCs w:val="24"/>
+          <w:lang w:val="ru-RU"/>
+        </w:rPr>
+        <w:t xml:space="preserve">оно </w:t>
+      </w:r>
+      <w:r>
+        <w:rPr>
+          <w:rFonts w:ascii="Times New Roman" w:hAnsi="Times New Roman" w:cs="Times New Roman"/>
+          <w:sz w:val="24"/>
+          <w:szCs w:val="24"/>
+          <w:lang w:val="ru-RU"/>
+        </w:rPr>
+        <w:t>делимо, но это противоречит пункту 2.</w:t>
+      </w:r>
+    </w:p>
+    <w:p>
+      <w:pPr>
+        <w:pStyle w:val="Heading3"/>
+        <w:rPr>
+          <w:lang w:val="ru-RU"/>
+        </w:rPr>
+      </w:pPr>
+      <w:r>
+        <w:rPr>
+          <w:lang w:val="ru-RU"/>
+        </w:rPr>
+        <w:t>Менее строгое д</w:t>
+      </w:r>
+      <w:r>
+        <w:rPr>
+          <w:lang w:val="ru-RU"/>
+        </w:rPr>
+        <w:t>оказательство четвертого пункта</w:t>
+      </w:r>
+    </w:p>
+    <w:p>
+      <w:pPr>
+        <w:rPr>
+          <w:rFonts w:ascii="Times New Roman" w:hAnsi="Times New Roman" w:cs="Times New Roman"/>
+          <w:sz w:val="24"/>
+          <w:szCs w:val="24"/>
+          <w:lang w:val="ru-RU"/>
+        </w:rPr>
+      </w:pPr>
+      <w:r>
+        <w:rPr>
+          <w:rFonts w:ascii="Times New Roman" w:hAnsi="Times New Roman" w:cs="Times New Roman"/>
+          <w:sz w:val="24"/>
+          <w:szCs w:val="24"/>
+          <w:lang w:val="ru-RU"/>
+        </w:rPr>
+        <w:t>Л</w:t>
+      </w:r>
+      <w:r>
+        <w:rPr>
+          <w:rFonts w:ascii="Times New Roman" w:hAnsi="Times New Roman" w:cs="Times New Roman"/>
+          <w:sz w:val="24"/>
+          <w:szCs w:val="24"/>
+          <w:lang w:val="ru-RU"/>
+        </w:rPr>
+        <w:t>юбое не круглое должно иметь округлую форму, потому что угол — это край чего-то; бытие должно быть равноудалено от центра, должно иметь только одинаковые части</w:t>
+      </w:r>
+      <w:r>
+        <w:rPr>
+          <w:rFonts w:ascii="Times New Roman" w:hAnsi="Times New Roman" w:cs="Times New Roman"/>
+          <w:sz w:val="24"/>
+          <w:szCs w:val="24"/>
+          <w:lang w:val="ru-RU"/>
+        </w:rPr>
+        <w:t xml:space="preserve">; таким критерием обладает только </w:t>
+      </w:r>
+      <w:r>
+        <w:rPr>
+          <w:rFonts w:ascii="Times New Roman" w:hAnsi="Times New Roman" w:cs="Times New Roman"/>
+          <w:sz w:val="24"/>
+          <w:szCs w:val="24"/>
+          <w:lang w:val="ru-RU"/>
+        </w:rPr>
+        <w:t>сфера.</w:t>
+      </w:r>
+    </w:p>
+    <w:p>
+      <w:pPr>
+        <w:pStyle w:val="Quote"/>
+        <w:rPr>
+          <w:lang w:val="ru-RU"/>
+        </w:rPr>
+      </w:pPr>
+      <w:r>
+        <w:rPr>
+          <w:lang w:val="ru-RU"/>
+        </w:rPr>
+        <w:t xml:space="preserve">Четвертый пункт подтвердился </w:t>
+      </w:r>
+      <w:r>
+        <w:rPr>
+          <w:lang w:val="ru-RU"/>
+        </w:rPr>
+        <w:t>математическим доказательством Гипотезы Пуанкаре в 2002 году Григорием Перельманом</w:t>
+      </w:r>
+    </w:p>
+    <w:p>
+      <w:pPr>
+        <w:pStyle w:val="Heading2"/>
+        <w:rPr>
+          <w:lang w:val="ru-RU"/>
+        </w:rPr>
+      </w:pPr>
+      <w:r>
+        <w:rPr>
+          <w:lang w:val="ru-RU"/>
+        </w:rPr>
+        <w:t>Гераклит</w:t>
+      </w:r>
+    </w:p>
+    <w:p>
+      <w:pPr>
+        <w:rPr>
+          <w:rFonts w:ascii="Times New Roman" w:hAnsi="Times New Roman" w:cs="Times New Roman"/>
+          <w:sz w:val="24"/>
+          <w:szCs w:val="24"/>
+          <w:lang w:val="ru-RU"/>
+        </w:rPr>
+      </w:pPr>
+      <w:r>
+        <w:rPr>
+          <w:rFonts w:ascii="Times New Roman" w:hAnsi="Times New Roman" w:cs="Times New Roman"/>
+          <w:sz w:val="24"/>
+          <w:szCs w:val="24"/>
+          <w:lang w:val="ru-RU"/>
+        </w:rPr>
+        <w:t>Из 4 тезисов</w:t>
+      </w:r>
+      <w:r>
+        <w:rPr>
+          <w:rFonts w:ascii="Times New Roman" w:hAnsi="Times New Roman" w:cs="Times New Roman"/>
+          <w:sz w:val="24"/>
+          <w:szCs w:val="24"/>
+          <w:lang w:val="ru-RU"/>
+        </w:rPr>
+        <w:t xml:space="preserve"> Парменида о </w:t>
+      </w:r>
+      <w:r>
+        <w:rPr>
+          <w:rFonts w:ascii="Times New Roman" w:hAnsi="Times New Roman" w:cs="Times New Roman"/>
+          <w:i/>
+          <w:iCs/>
+          <w:sz w:val="24"/>
+          <w:szCs w:val="24"/>
+          <w:lang w:val="ru-RU"/>
+        </w:rPr>
+        <w:t>бытии</w:t>
+      </w:r>
+      <w:r>
+        <w:rPr>
+          <w:rFonts w:ascii="Times New Roman" w:hAnsi="Times New Roman" w:cs="Times New Roman"/>
+          <w:sz w:val="24"/>
+          <w:szCs w:val="24"/>
+          <w:lang w:val="ru-RU"/>
+        </w:rPr>
+        <w:t xml:space="preserve"> один был быстро поставлен под сомнение Гераклитом: это 3 тезис о неизменности. Опровержением </w:t>
+      </w:r>
+      <w:r>
+        <w:rPr>
+          <w:rFonts w:ascii="Times New Roman" w:hAnsi="Times New Roman" w:cs="Times New Roman"/>
+          <w:sz w:val="24"/>
+          <w:szCs w:val="24"/>
+          <w:lang w:val="ru-RU"/>
+        </w:rPr>
+        <w:t xml:space="preserve">тезиса для Гераклита </w:t>
+      </w:r>
+      <w:r>
+        <w:rPr>
+          <w:rFonts w:ascii="Times New Roman" w:hAnsi="Times New Roman" w:cs="Times New Roman"/>
+          <w:sz w:val="24"/>
+          <w:szCs w:val="24"/>
+          <w:lang w:val="ru-RU"/>
+        </w:rPr>
+        <w:t xml:space="preserve">является сам факт мышления: мышление тоже является частью бытия, ведь </w:t>
+      </w:r>
+      <w:r>
+        <w:rPr>
+          <w:rFonts w:ascii="Times New Roman" w:hAnsi="Times New Roman" w:cs="Times New Roman"/>
+          <w:sz w:val="24"/>
+          <w:szCs w:val="24"/>
+          <w:lang w:val="ru-RU"/>
+        </w:rPr>
+        <w:t>глупо отрицать, что мышления не существует</w:t>
+      </w:r>
+      <w:r>
+        <w:rPr>
+          <w:rFonts w:ascii="Times New Roman" w:hAnsi="Times New Roman" w:cs="Times New Roman"/>
+          <w:sz w:val="24"/>
+          <w:szCs w:val="24"/>
+          <w:lang w:val="ru-RU"/>
+        </w:rPr>
+        <w:t>; но мышление по самой сути своей есть изменение, так что бытие не может быть полностью неизменно.</w:t>
+      </w:r>
+    </w:p>
+    <w:p>
+      <w:pPr>
+        <w:rPr>
+          <w:rFonts w:ascii="Times New Roman" w:hAnsi="Times New Roman" w:cs="Times New Roman"/>
+          <w:sz w:val="24"/>
+          <w:szCs w:val="24"/>
+          <w:lang w:val="ru-RU"/>
+        </w:rPr>
+      </w:pPr>
+      <w:r>
+        <w:rPr>
+          <w:rFonts w:ascii="Times New Roman" w:hAnsi="Times New Roman" w:cs="Times New Roman"/>
+          <w:sz w:val="24"/>
+          <w:szCs w:val="24"/>
+          <w:lang w:val="ru-RU"/>
+        </w:rPr>
         <w:t>Можно разделить мышление на два уровня:</w:t>
       </w:r>
     </w:p>
@@ -125,8 +1624,20 @@
           <w:ilvl w:val="0"/>
           <w:numId w:val="5"/>
         </w:numPr>
-      </w:pPr>
-      <w:r>
+        <w:rPr>
+          <w:rFonts w:ascii="Times New Roman" w:hAnsi="Times New Roman" w:cs="Times New Roman"/>
+          <w:sz w:val="24"/>
+          <w:szCs w:val="24"/>
+          <w:lang w:val="ru-RU"/>
+        </w:rPr>
+      </w:pPr>
+      <w:r>
+        <w:rPr>
+          <w:rFonts w:ascii="Times New Roman" w:hAnsi="Times New Roman" w:cs="Times New Roman"/>
+          <w:sz w:val="24"/>
+          <w:szCs w:val="24"/>
+          <w:lang w:val="ru-RU"/>
+        </w:rPr>
         <w:t>Содержание мышления: это непосредственно наши мысли, мысли наблюдателя;</w:t>
       </w:r>
     </w:p>
@@ -136,37 +1647,674 @@
           <w:ilvl w:val="0"/>
           <w:numId w:val="5"/>
         </w:numPr>
-      </w:pPr>
-      <w:r>
-        <w:lastRenderedPageBreak/>
-        <w:t>Сущность, или носитель — например, мозг или душа, что-то, благодаря чему может существовать первый уровень; и его устройство является чем-то, что гораздо сложнее производящихся им мыслей. Хорошим примером служит калькулятор, где первым уровнем будут производимые им арифметические операции, а вторым — микросхемы, язык программирования, на котором он написан итп.</w:t>
+        <w:rPr>
+          <w:rFonts w:ascii="Times New Roman" w:hAnsi="Times New Roman" w:cs="Times New Roman"/>
+          <w:sz w:val="24"/>
+          <w:szCs w:val="24"/>
+          <w:lang w:val="ru-RU"/>
+        </w:rPr>
+      </w:pPr>
+      <w:r>
+        <w:rPr>
+          <w:rFonts w:ascii="Times New Roman" w:hAnsi="Times New Roman" w:cs="Times New Roman"/>
+          <w:sz w:val="24"/>
+          <w:szCs w:val="24"/>
+          <w:lang w:val="ru-RU"/>
+        </w:rPr>
+        <w:t>Сущность, или носитель — например, мозг или душа, что-то, благодаря чему может существовать первый уровень; и его устройство является чем-то, что гораздо сложнее производящихся им мыслей.</w:t>
       </w:r>
     </w:p>
     <w:p>
-      <w:r>
-        <w:t xml:space="preserve">Второй уровень мышления — это то, что существует без наблюдателя, то есть также относится к бытию. Второй уровень мышления у Гераклита называется </w:t>
-      </w:r>
-      <w:r>
-        <w:rPr>
-          <w:b/>
-        </w:rPr>
-        <w:t>логосом</w:t>
-      </w:r>
-      <w:r>
-        <w:t>. Логос в первоначальном смысле значит «сборка», «собирание» от слова лего (конструктор). Когда мы говорим слово «мышление», мы подразумеваем сборку: суждение A +B = C является собиранием, локальной точкой сборки. Реальность без наблюдателя находится в состоянии непрерывной сборки разных её фрагментов. При этом глобальная сборка бытия будет гораздо сложнее локальной сборки, нашего мышления (в пером смысле понимания).</w:t>
+      <w:pPr>
+        <w:pStyle w:val="Quote"/>
+        <w:rPr>
+          <w:lang w:val="ru-RU"/>
+        </w:rPr>
+      </w:pPr>
+      <w:r>
+        <w:rPr>
+          <w:lang w:val="ru-RU"/>
+        </w:rPr>
+        <w:t>Хорошим примером служит калькулятор, где первым уровнем будут производимые им арифметические операции, а вторым — микросхемы, язык программирования, на котором он написан и</w:t>
+      </w:r>
+      <w:r>
+        <w:rPr>
+          <w:lang w:val="ru-RU"/>
+        </w:rPr>
+        <w:t xml:space="preserve"> </w:t>
+      </w:r>
+      <w:r>
+        <w:rPr>
+          <w:lang w:val="ru-RU"/>
+        </w:rPr>
+        <w:t>т</w:t>
+      </w:r>
+      <w:r>
+        <w:rPr>
+          <w:lang w:val="ru-RU"/>
+        </w:rPr>
+        <w:t>.</w:t>
+      </w:r>
+      <w:r>
+        <w:rPr>
+          <w:lang w:val="ru-RU"/>
+        </w:rPr>
+        <w:t>п.</w:t>
       </w:r>
     </w:p>
     <w:p>
-      <w:r>
-        <w:t>Гераклит взял первые два тезиса Парменида, но третий тезис был в том, что бытие изменчиво. Он говорил, что бытие изменяется по кругу, циклично, находится в вечном становлении — генезисе. Стабильность и неизменность является иллюзией.</w:t>
+      <w:pPr>
+        <w:pStyle w:val="Heading3"/>
+        <w:rPr>
+          <w:lang w:val="ru-RU"/>
+        </w:rPr>
+      </w:pPr>
+      <w:r>
+        <w:rPr>
+          <w:lang w:val="ru-RU"/>
+        </w:rPr>
+        <w:t>Логос</w:t>
       </w:r>
     </w:p>
     <w:p>
-      <w:r>
-        <w:t>Но вечное становление Гераклита опровергается критикой, изложенной в следующем уроке.</w:t>
+      <w:pPr>
+        <w:rPr>
+          <w:rFonts w:ascii="Times New Roman" w:hAnsi="Times New Roman" w:cs="Times New Roman"/>
+          <w:sz w:val="24"/>
+          <w:szCs w:val="24"/>
+          <w:lang w:val="ru-RU"/>
+        </w:rPr>
+      </w:pPr>
+      <w:r>
+        <w:rPr>
+          <w:rFonts w:ascii="Times New Roman" w:hAnsi="Times New Roman" w:cs="Times New Roman"/>
+          <w:sz w:val="24"/>
+          <w:szCs w:val="24"/>
+          <w:lang w:val="ru-RU"/>
+        </w:rPr>
+        <w:t>Второй уровень мышления — это то, что существует без наблюдателя</w:t>
+      </w:r>
+      <w:r>
+        <w:rPr>
+          <w:rFonts w:ascii="Times New Roman" w:hAnsi="Times New Roman" w:cs="Times New Roman"/>
+          <w:sz w:val="24"/>
+          <w:szCs w:val="24"/>
+          <w:lang w:val="ru-RU"/>
+        </w:rPr>
+        <w:t xml:space="preserve"> и поэтому </w:t>
+      </w:r>
+      <w:r>
+        <w:rPr>
+          <w:rFonts w:ascii="Times New Roman" w:hAnsi="Times New Roman" w:cs="Times New Roman"/>
+          <w:sz w:val="24"/>
+          <w:szCs w:val="24"/>
+          <w:lang w:val="ru-RU"/>
+        </w:rPr>
+        <w:t xml:space="preserve">также относится к </w:t>
+      </w:r>
+      <w:r>
+        <w:rPr>
+          <w:rFonts w:ascii="Times New Roman" w:hAnsi="Times New Roman" w:cs="Times New Roman"/>
+          <w:i/>
+          <w:iCs/>
+          <w:sz w:val="24"/>
+          <w:szCs w:val="24"/>
+          <w:lang w:val="ru-RU"/>
+        </w:rPr>
+        <w:t>бытию</w:t>
+      </w:r>
+      <w:r>
+        <w:rPr>
+          <w:rFonts w:ascii="Times New Roman" w:hAnsi="Times New Roman" w:cs="Times New Roman"/>
+          <w:sz w:val="24"/>
+          <w:szCs w:val="24"/>
+          <w:lang w:val="ru-RU"/>
+        </w:rPr>
+        <w:t xml:space="preserve">. Второй уровень мышления у Гераклита называется </w:t>
+      </w:r>
+      <w:r>
+        <w:rPr>
+          <w:rFonts w:ascii="Times New Roman" w:hAnsi="Times New Roman" w:cs="Times New Roman"/>
+          <w:b/>
+          <w:sz w:val="24"/>
+          <w:szCs w:val="24"/>
+          <w:lang w:val="ru-RU"/>
+        </w:rPr>
+        <w:t>логосом</w:t>
+      </w:r>
+      <w:r>
+        <w:rPr>
+          <w:rFonts w:ascii="Times New Roman" w:hAnsi="Times New Roman" w:cs="Times New Roman"/>
+          <w:bCs/>
+          <w:sz w:val="24"/>
+          <w:szCs w:val="24"/>
+          <w:lang w:val="ru-RU"/>
+        </w:rPr>
+        <w:t xml:space="preserve"> </w:t>
+      </w:r>
+      <w:r>
+        <w:rPr>
+          <w:rFonts w:ascii="Times New Roman" w:hAnsi="Times New Roman" w:cs="Times New Roman"/>
+          <w:bCs/>
+          <w:sz w:val="24"/>
+          <w:szCs w:val="24"/>
+          <w:lang w:val="ru-RU"/>
+        </w:rPr>
+        <w:t>[</w:t>
+      </w:r>
+      <w:proofErr w:type="spellStart"/>
+      <w:r>
+        <w:rPr>
+          <w:rFonts w:ascii="Times New Roman" w:hAnsi="Times New Roman" w:cs="Times New Roman"/>
+          <w:bCs/>
+          <w:sz w:val="24"/>
+          <w:szCs w:val="24"/>
+        </w:rPr>
+        <w:t>λόγος</w:t>
+      </w:r>
+      <w:proofErr w:type="spellEnd"/>
+      <w:r>
+        <w:rPr>
+          <w:rFonts w:ascii="Times New Roman" w:hAnsi="Times New Roman" w:cs="Times New Roman"/>
+          <w:bCs/>
+          <w:sz w:val="24"/>
+          <w:szCs w:val="24"/>
+          <w:lang w:val="ru-RU"/>
+        </w:rPr>
+        <w:t>]</w:t>
+      </w:r>
+      <w:r>
+        <w:rPr>
+          <w:rFonts w:ascii="Times New Roman" w:hAnsi="Times New Roman" w:cs="Times New Roman"/>
+          <w:sz w:val="24"/>
+          <w:szCs w:val="24"/>
+          <w:lang w:val="ru-RU"/>
+        </w:rPr>
+        <w:t xml:space="preserve">. </w:t>
+      </w:r>
+      <w:r>
+        <w:rPr>
+          <w:rFonts w:ascii="Times New Roman" w:hAnsi="Times New Roman" w:cs="Times New Roman"/>
+          <w:i/>
+          <w:iCs/>
+          <w:sz w:val="24"/>
+          <w:szCs w:val="24"/>
+          <w:lang w:val="ru-RU"/>
+        </w:rPr>
+        <w:t>Логос</w:t>
+      </w:r>
+      <w:r>
+        <w:rPr>
+          <w:rFonts w:ascii="Times New Roman" w:hAnsi="Times New Roman" w:cs="Times New Roman"/>
+          <w:sz w:val="24"/>
+          <w:szCs w:val="24"/>
+          <w:lang w:val="ru-RU"/>
+        </w:rPr>
+        <w:t xml:space="preserve"> в первоначальном смысле </w:t>
+      </w:r>
+      <w:r>
+        <w:rPr>
+          <w:rFonts w:ascii="Times New Roman" w:hAnsi="Times New Roman" w:cs="Times New Roman"/>
+          <w:sz w:val="24"/>
+          <w:szCs w:val="24"/>
+          <w:lang w:val="ru-RU"/>
+        </w:rPr>
+        <w:t xml:space="preserve">означает </w:t>
+      </w:r>
+      <w:r>
+        <w:rPr>
+          <w:rFonts w:ascii="Times New Roman" w:hAnsi="Times New Roman" w:cs="Times New Roman"/>
+          <w:sz w:val="24"/>
+          <w:szCs w:val="24"/>
+          <w:lang w:val="ru-RU"/>
+        </w:rPr>
+        <w:t>«сборка», «собирание»</w:t>
+      </w:r>
+      <w:r>
+        <w:rPr>
+          <w:rFonts w:ascii="Times New Roman" w:hAnsi="Times New Roman" w:cs="Times New Roman"/>
+          <w:sz w:val="24"/>
+          <w:szCs w:val="24"/>
+          <w:lang w:val="ru-RU"/>
+        </w:rPr>
+        <w:t xml:space="preserve"> </w:t>
+      </w:r>
+      <w:r>
+        <w:rPr>
+          <w:rFonts w:ascii="Times New Roman" w:hAnsi="Times New Roman" w:cs="Times New Roman"/>
+          <w:sz w:val="24"/>
+          <w:szCs w:val="24"/>
+          <w:lang w:val="ru-RU"/>
+        </w:rPr>
+        <w:t>и является производным</w:t>
+      </w:r>
+      <w:r>
+        <w:rPr>
+          <w:rFonts w:ascii="Times New Roman" w:hAnsi="Times New Roman" w:cs="Times New Roman"/>
+          <w:sz w:val="24"/>
+          <w:szCs w:val="24"/>
+          <w:lang w:val="ru-RU"/>
+        </w:rPr>
+        <w:t xml:space="preserve"> от слова лего</w:t>
+      </w:r>
+      <w:r>
+        <w:rPr>
+          <w:rFonts w:ascii="Times New Roman" w:hAnsi="Times New Roman" w:cs="Times New Roman"/>
+          <w:sz w:val="24"/>
+          <w:szCs w:val="24"/>
+          <w:lang w:val="ru-RU"/>
+        </w:rPr>
+        <w:t xml:space="preserve"> </w:t>
+      </w:r>
+      <w:r>
+        <w:rPr>
+          <w:rFonts w:ascii="Times New Roman" w:hAnsi="Times New Roman" w:cs="Times New Roman"/>
+          <w:sz w:val="24"/>
+          <w:szCs w:val="24"/>
+          <w:lang w:val="ru-RU"/>
+        </w:rPr>
+        <w:t>(</w:t>
+      </w:r>
+      <w:r>
+        <w:rPr>
+          <w:rFonts w:ascii="Times New Roman" w:hAnsi="Times New Roman" w:cs="Times New Roman"/>
+          <w:sz w:val="24"/>
+          <w:szCs w:val="24"/>
+          <w:lang w:val="ru-RU"/>
+        </w:rPr>
+        <w:t>[</w:t>
+      </w:r>
+      <w:proofErr w:type="spellStart"/>
+      <w:r>
+        <w:rPr>
+          <w:rFonts w:ascii="Times New Roman" w:hAnsi="Times New Roman" w:cs="Times New Roman"/>
+          <w:sz w:val="24"/>
+          <w:szCs w:val="24"/>
+          <w:lang w:val="ru-RU"/>
+        </w:rPr>
+        <w:t>λέγω</w:t>
+      </w:r>
+      <w:proofErr w:type="spellEnd"/>
+      <w:r>
+        <w:rPr>
+          <w:rFonts w:ascii="Times New Roman" w:hAnsi="Times New Roman" w:cs="Times New Roman"/>
+          <w:sz w:val="24"/>
+          <w:szCs w:val="24"/>
+          <w:lang w:val="ru-RU"/>
+        </w:rPr>
+        <w:t xml:space="preserve">], </w:t>
+      </w:r>
+      <w:r>
+        <w:rPr>
+          <w:rFonts w:ascii="Times New Roman" w:hAnsi="Times New Roman" w:cs="Times New Roman"/>
+          <w:sz w:val="24"/>
+          <w:szCs w:val="24"/>
+          <w:lang w:val="ru-RU"/>
+        </w:rPr>
+        <w:t xml:space="preserve">конструктор). </w:t>
+      </w:r>
+      <w:r>
+        <w:rPr>
+          <w:rFonts w:ascii="Times New Roman" w:hAnsi="Times New Roman" w:cs="Times New Roman"/>
+          <w:sz w:val="24"/>
+          <w:szCs w:val="24"/>
+          <w:lang w:val="ru-RU"/>
+        </w:rPr>
+        <w:t xml:space="preserve">Имеется в виду, </w:t>
+      </w:r>
+      <w:proofErr w:type="gramStart"/>
+      <w:r>
+        <w:rPr>
+          <w:rFonts w:ascii="Times New Roman" w:hAnsi="Times New Roman" w:cs="Times New Roman"/>
+          <w:sz w:val="24"/>
+          <w:szCs w:val="24"/>
+          <w:lang w:val="ru-RU"/>
+        </w:rPr>
+        <w:t>что</w:t>
+      </w:r>
+      <w:proofErr w:type="gramEnd"/>
+      <w:r>
+        <w:rPr>
+          <w:rFonts w:ascii="Times New Roman" w:hAnsi="Times New Roman" w:cs="Times New Roman"/>
+          <w:sz w:val="24"/>
+          <w:szCs w:val="24"/>
+          <w:lang w:val="ru-RU"/>
+        </w:rPr>
+        <w:t xml:space="preserve"> к</w:t>
+      </w:r>
+      <w:r>
+        <w:rPr>
+          <w:rFonts w:ascii="Times New Roman" w:hAnsi="Times New Roman" w:cs="Times New Roman"/>
+          <w:sz w:val="24"/>
+          <w:szCs w:val="24"/>
+          <w:lang w:val="ru-RU"/>
+        </w:rPr>
+        <w:t xml:space="preserve">огда мы говорим </w:t>
+      </w:r>
+      <w:r>
+        <w:rPr>
+          <w:rFonts w:ascii="Times New Roman" w:hAnsi="Times New Roman" w:cs="Times New Roman"/>
+          <w:i/>
+          <w:iCs/>
+          <w:sz w:val="24"/>
+          <w:szCs w:val="24"/>
+          <w:lang w:val="ru-RU"/>
+        </w:rPr>
+        <w:t>мышление</w:t>
+      </w:r>
+      <w:r>
+        <w:rPr>
+          <w:rFonts w:ascii="Times New Roman" w:hAnsi="Times New Roman" w:cs="Times New Roman"/>
+          <w:sz w:val="24"/>
+          <w:szCs w:val="24"/>
+          <w:lang w:val="ru-RU"/>
+        </w:rPr>
+        <w:t xml:space="preserve">, мы подразумеваем </w:t>
+      </w:r>
+      <w:r>
+        <w:rPr>
+          <w:rFonts w:ascii="Times New Roman" w:hAnsi="Times New Roman" w:cs="Times New Roman"/>
+          <w:b/>
+          <w:bCs/>
+          <w:sz w:val="24"/>
+          <w:szCs w:val="24"/>
+          <w:lang w:val="ru-RU"/>
+        </w:rPr>
+        <w:t>сборку</w:t>
+      </w:r>
+      <w:r>
+        <w:rPr>
+          <w:rFonts w:ascii="Times New Roman" w:hAnsi="Times New Roman" w:cs="Times New Roman"/>
+          <w:sz w:val="24"/>
+          <w:szCs w:val="24"/>
+          <w:lang w:val="ru-RU"/>
+        </w:rPr>
+        <w:t xml:space="preserve">: суждение </w:t>
+      </w:r>
+      <w:r>
+        <w:rPr>
+          <w:rFonts w:ascii="Times New Roman" w:hAnsi="Times New Roman" w:cs="Times New Roman"/>
+          <w:sz w:val="24"/>
+          <w:szCs w:val="24"/>
+        </w:rPr>
+        <w:t>A</w:t>
+      </w:r>
+      <w:r>
+        <w:rPr>
+          <w:rFonts w:ascii="Times New Roman" w:hAnsi="Times New Roman" w:cs="Times New Roman"/>
+          <w:sz w:val="24"/>
+          <w:szCs w:val="24"/>
+          <w:lang w:val="ru-RU"/>
+        </w:rPr>
+        <w:t xml:space="preserve"> +</w:t>
+      </w:r>
+      <w:r>
+        <w:rPr>
+          <w:rFonts w:ascii="Times New Roman" w:hAnsi="Times New Roman" w:cs="Times New Roman"/>
+          <w:sz w:val="24"/>
+          <w:szCs w:val="24"/>
+          <w:lang w:val="ru-RU"/>
+        </w:rPr>
+        <w:t xml:space="preserve"> </w:t>
+      </w:r>
+      <w:r>
+        <w:rPr>
+          <w:rFonts w:ascii="Times New Roman" w:hAnsi="Times New Roman" w:cs="Times New Roman"/>
+          <w:sz w:val="24"/>
+          <w:szCs w:val="24"/>
+        </w:rPr>
+        <w:t>B</w:t>
+      </w:r>
+      <w:r>
+        <w:rPr>
+          <w:rFonts w:ascii="Times New Roman" w:hAnsi="Times New Roman" w:cs="Times New Roman"/>
+          <w:sz w:val="24"/>
+          <w:szCs w:val="24"/>
+          <w:lang w:val="ru-RU"/>
+        </w:rPr>
+        <w:t xml:space="preserve"> = </w:t>
+      </w:r>
+      <w:r>
+        <w:rPr>
+          <w:rFonts w:ascii="Times New Roman" w:hAnsi="Times New Roman" w:cs="Times New Roman"/>
+          <w:sz w:val="24"/>
+          <w:szCs w:val="24"/>
+        </w:rPr>
+        <w:t>C</w:t>
+      </w:r>
+      <w:r>
+        <w:rPr>
+          <w:rFonts w:ascii="Times New Roman" w:hAnsi="Times New Roman" w:cs="Times New Roman"/>
+          <w:sz w:val="24"/>
+          <w:szCs w:val="24"/>
+          <w:lang w:val="ru-RU"/>
+        </w:rPr>
+        <w:t xml:space="preserve"> является собиранием. Реальность без наблюдателя находится в состоянии непрерывной сборки разных её фрагментов. При этом глобальная сборка </w:t>
+      </w:r>
+      <w:r>
+        <w:rPr>
+          <w:rFonts w:ascii="Times New Roman" w:hAnsi="Times New Roman" w:cs="Times New Roman"/>
+          <w:i/>
+          <w:iCs/>
+          <w:sz w:val="24"/>
+          <w:szCs w:val="24"/>
+          <w:lang w:val="ru-RU"/>
+        </w:rPr>
+        <w:t>бытия</w:t>
+      </w:r>
+      <w:r>
+        <w:rPr>
+          <w:rFonts w:ascii="Times New Roman" w:hAnsi="Times New Roman" w:cs="Times New Roman"/>
+          <w:sz w:val="24"/>
+          <w:szCs w:val="24"/>
+          <w:lang w:val="ru-RU"/>
+        </w:rPr>
+        <w:t xml:space="preserve"> будет гораздо сложнее локальной сборки</w:t>
+      </w:r>
+      <w:r>
+        <w:rPr>
+          <w:rFonts w:ascii="Times New Roman" w:hAnsi="Times New Roman" w:cs="Times New Roman"/>
+          <w:sz w:val="24"/>
+          <w:szCs w:val="24"/>
+          <w:lang w:val="ru-RU"/>
+        </w:rPr>
+        <w:t xml:space="preserve"> </w:t>
+      </w:r>
+      <w:r>
+        <w:rPr>
+          <w:rFonts w:ascii="Times New Roman" w:hAnsi="Times New Roman" w:cs="Times New Roman"/>
+          <w:sz w:val="24"/>
+          <w:szCs w:val="24"/>
+          <w:lang w:val="ru-RU"/>
+        </w:rPr>
+        <w:t>(</w:t>
+      </w:r>
+      <w:r>
+        <w:rPr>
+          <w:rFonts w:ascii="Times New Roman" w:hAnsi="Times New Roman" w:cs="Times New Roman"/>
+          <w:sz w:val="24"/>
+          <w:szCs w:val="24"/>
+          <w:lang w:val="ru-RU"/>
+        </w:rPr>
+        <w:t xml:space="preserve">то есть </w:t>
+      </w:r>
+      <w:r>
+        <w:rPr>
+          <w:rFonts w:ascii="Times New Roman" w:hAnsi="Times New Roman" w:cs="Times New Roman"/>
+          <w:sz w:val="24"/>
+          <w:szCs w:val="24"/>
+          <w:lang w:val="ru-RU"/>
+        </w:rPr>
+        <w:t xml:space="preserve">нашего мышления </w:t>
+      </w:r>
+      <w:r>
+        <w:rPr>
+          <w:rFonts w:ascii="Times New Roman" w:hAnsi="Times New Roman" w:cs="Times New Roman"/>
+          <w:sz w:val="24"/>
+          <w:szCs w:val="24"/>
+          <w:lang w:val="ru-RU"/>
+        </w:rPr>
+        <w:t xml:space="preserve">в смысле </w:t>
+      </w:r>
+      <w:r>
+        <w:rPr>
+          <w:rFonts w:ascii="Times New Roman" w:hAnsi="Times New Roman" w:cs="Times New Roman"/>
+          <w:sz w:val="24"/>
+          <w:szCs w:val="24"/>
+          <w:lang w:val="ru-RU"/>
+        </w:rPr>
+        <w:t>первого уровня мышления по Гераклиту</w:t>
+      </w:r>
+      <w:r>
+        <w:rPr>
+          <w:rFonts w:ascii="Times New Roman" w:hAnsi="Times New Roman" w:cs="Times New Roman"/>
+          <w:sz w:val="24"/>
+          <w:szCs w:val="24"/>
+          <w:lang w:val="ru-RU"/>
+        </w:rPr>
+        <w:t>).</w:t>
       </w:r>
     </w:p>
-    <w:p/>
+    <w:p>
+      <w:pPr>
+        <w:rPr>
+          <w:rFonts w:ascii="Times New Roman" w:hAnsi="Times New Roman" w:cs="Times New Roman"/>
+          <w:sz w:val="24"/>
+          <w:szCs w:val="24"/>
+          <w:lang w:val="ru-RU"/>
+        </w:rPr>
+      </w:pPr>
+      <w:r>
+        <w:rPr>
+          <w:rFonts w:ascii="Times New Roman" w:hAnsi="Times New Roman" w:cs="Times New Roman"/>
+          <w:sz w:val="24"/>
+          <w:szCs w:val="24"/>
+          <w:lang w:val="ru-RU"/>
+        </w:rPr>
+        <w:t xml:space="preserve">В итоге </w:t>
+      </w:r>
+      <w:r>
+        <w:rPr>
+          <w:rFonts w:ascii="Times New Roman" w:hAnsi="Times New Roman" w:cs="Times New Roman"/>
+          <w:sz w:val="24"/>
+          <w:szCs w:val="24"/>
+          <w:lang w:val="ru-RU"/>
+        </w:rPr>
+        <w:t>Гераклит</w:t>
+      </w:r>
+      <w:r>
+        <w:rPr>
+          <w:rFonts w:ascii="Times New Roman" w:hAnsi="Times New Roman" w:cs="Times New Roman"/>
+          <w:sz w:val="24"/>
+          <w:szCs w:val="24"/>
+          <w:lang w:val="ru-RU"/>
+        </w:rPr>
+        <w:t xml:space="preserve">, </w:t>
+      </w:r>
+      <w:r>
+        <w:rPr>
+          <w:rFonts w:ascii="Times New Roman" w:hAnsi="Times New Roman" w:cs="Times New Roman"/>
+          <w:sz w:val="24"/>
+          <w:szCs w:val="24"/>
+          <w:lang w:val="ru-RU"/>
+        </w:rPr>
+        <w:t>выражая своё понимание бытия,</w:t>
+      </w:r>
+      <w:r>
+        <w:rPr>
+          <w:rFonts w:ascii="Times New Roman" w:hAnsi="Times New Roman" w:cs="Times New Roman"/>
+          <w:sz w:val="24"/>
+          <w:szCs w:val="24"/>
+          <w:lang w:val="ru-RU"/>
+        </w:rPr>
+        <w:t xml:space="preserve"> взял первые два тезиса Парменида</w:t>
+      </w:r>
+      <w:r>
+        <w:rPr>
+          <w:rFonts w:ascii="Times New Roman" w:hAnsi="Times New Roman" w:cs="Times New Roman"/>
+          <w:sz w:val="24"/>
+          <w:szCs w:val="24"/>
+          <w:lang w:val="ru-RU"/>
+        </w:rPr>
+        <w:t xml:space="preserve">; третьим же тезисом стала изменчивость </w:t>
+      </w:r>
+      <w:r>
+        <w:rPr>
+          <w:rFonts w:ascii="Times New Roman" w:hAnsi="Times New Roman" w:cs="Times New Roman"/>
+          <w:i/>
+          <w:iCs/>
+          <w:sz w:val="24"/>
+          <w:szCs w:val="24"/>
+          <w:lang w:val="ru-RU"/>
+        </w:rPr>
+        <w:t>бытия</w:t>
+      </w:r>
+      <w:r>
+        <w:rPr>
+          <w:rFonts w:ascii="Times New Roman" w:hAnsi="Times New Roman" w:cs="Times New Roman"/>
+          <w:sz w:val="24"/>
+          <w:szCs w:val="24"/>
+          <w:lang w:val="ru-RU"/>
+        </w:rPr>
+        <w:t xml:space="preserve">. Он говорил, что бытие изменяется по кругу, циклично, находится в вечном становлении — </w:t>
+      </w:r>
+      <w:r>
+        <w:rPr>
+          <w:rFonts w:ascii="Times New Roman" w:hAnsi="Times New Roman" w:cs="Times New Roman"/>
+          <w:b/>
+          <w:bCs/>
+          <w:sz w:val="24"/>
+          <w:szCs w:val="24"/>
+          <w:lang w:val="ru-RU"/>
+        </w:rPr>
+        <w:t>генезисе</w:t>
+      </w:r>
+      <w:r>
+        <w:rPr>
+          <w:rFonts w:ascii="Times New Roman" w:hAnsi="Times New Roman" w:cs="Times New Roman"/>
+          <w:sz w:val="24"/>
+          <w:szCs w:val="24"/>
+          <w:lang w:val="ru-RU"/>
+        </w:rPr>
+        <w:t xml:space="preserve">. Стабильность и неизменность </w:t>
+      </w:r>
+      <w:r>
+        <w:rPr>
+          <w:rFonts w:ascii="Times New Roman" w:hAnsi="Times New Roman" w:cs="Times New Roman"/>
+          <w:sz w:val="24"/>
+          <w:szCs w:val="24"/>
+          <w:lang w:val="ru-RU"/>
+        </w:rPr>
+        <w:t xml:space="preserve">же </w:t>
+      </w:r>
+      <w:r>
+        <w:rPr>
+          <w:rFonts w:ascii="Times New Roman" w:hAnsi="Times New Roman" w:cs="Times New Roman"/>
+          <w:sz w:val="24"/>
+          <w:szCs w:val="24"/>
+          <w:lang w:val="ru-RU"/>
+        </w:rPr>
+        <w:t>явля</w:t>
+      </w:r>
+      <w:r>
+        <w:rPr>
+          <w:rFonts w:ascii="Times New Roman" w:hAnsi="Times New Roman" w:cs="Times New Roman"/>
+          <w:sz w:val="24"/>
+          <w:szCs w:val="24"/>
+          <w:lang w:val="ru-RU"/>
+        </w:rPr>
+        <w:t xml:space="preserve">ются лишь </w:t>
+      </w:r>
+      <w:r>
+        <w:rPr>
+          <w:rFonts w:ascii="Times New Roman" w:hAnsi="Times New Roman" w:cs="Times New Roman"/>
+          <w:sz w:val="24"/>
+          <w:szCs w:val="24"/>
+          <w:lang w:val="ru-RU"/>
+        </w:rPr>
+        <w:t>иллюзией.</w:t>
+      </w:r>
+    </w:p>
     <w:sectPr>
       <w:pgSz w:w="12240" w:h="15840"/>
       <w:pgMar w:top="1440" w:right="1440" w:bottom="1440" w:left="1440" w:header="720" w:footer="720" w:gutter="0"/>
@@ -1021,6 +3169,92 @@
       <w:numFmt w:val="decimal"/>
       <w:lvlText w:val=""/>
       <w:lvlJc w:val="left"/>
+    </w:lvl>
+  </w:abstractNum>
+  <w:abstractNum w:abstractNumId="13" w15:restartNumberingAfterBreak="0">
+    <w:nsid w:val="53A82821"/>
+    <w:multiLevelType w:val="hybridMultilevel"/>
+    <w:tmpl w:val="89E6C108"/>
+    <w:lvl w:ilvl="0" w:tplc="0809000F">
+      <w:start w:val="1"/>
+      <w:numFmt w:val="decimal"/>
+      <w:lvlText w:val="%1."/>
+      <w:lvlJc w:val="left"/>
+      <w:pPr>
+        <w:ind w:left="720" w:hanging="360"/>
+      </w:pPr>
+    </w:lvl>
+    <w:lvl w:ilvl="1" w:tplc="08090019" w:tentative="1">
+      <w:start w:val="1"/>
+      <w:numFmt w:val="lowerLetter"/>
+      <w:lvlText w:val="%2."/>
+      <w:lvlJc w:val="left"/>
+      <w:pPr>
+        <w:ind w:left="1440" w:hanging="360"/>
+      </w:pPr>
+    </w:lvl>
+    <w:lvl w:ilvl="2" w:tplc="0809001B" w:tentative="1">
+      <w:start w:val="1"/>
+      <w:numFmt w:val="lowerRoman"/>
+      <w:lvlText w:val="%3."/>
+      <w:lvlJc w:val="right"/>
+      <w:pPr>
+        <w:ind w:left="2160" w:hanging="180"/>
+      </w:pPr>
+    </w:lvl>
+    <w:lvl w:ilvl="3" w:tplc="0809000F" w:tentative="1">
+      <w:start w:val="1"/>
+      <w:numFmt w:val="decimal"/>
+      <w:lvlText w:val="%4."/>
+      <w:lvlJc w:val="left"/>
+      <w:pPr>
+        <w:ind w:left="2880" w:hanging="360"/>
+      </w:pPr>
+    </w:lvl>
+    <w:lvl w:ilvl="4" w:tplc="08090019" w:tentative="1">
+      <w:start w:val="1"/>
+      <w:numFmt w:val="lowerLetter"/>
+      <w:lvlText w:val="%5."/>
+      <w:lvlJc w:val="left"/>
+      <w:pPr>
+        <w:ind w:left="3600" w:hanging="360"/>
+      </w:pPr>
+    </w:lvl>
+    <w:lvl w:ilvl="5" w:tplc="0809001B" w:tentative="1">
+      <w:start w:val="1"/>
+      <w:numFmt w:val="lowerRoman"/>
+      <w:lvlText w:val="%6."/>
+      <w:lvlJc w:val="right"/>
+      <w:pPr>
+        <w:ind w:left="4320" w:hanging="180"/>
+      </w:pPr>
+    </w:lvl>
+    <w:lvl w:ilvl="6" w:tplc="0809000F" w:tentative="1">
+      <w:start w:val="1"/>
+      <w:numFmt w:val="decimal"/>
+      <w:lvlText w:val="%7."/>
+      <w:lvlJc w:val="left"/>
+      <w:pPr>
+        <w:ind w:left="5040" w:hanging="360"/>
+      </w:pPr>
+    </w:lvl>
+    <w:lvl w:ilvl="7" w:tplc="08090019" w:tentative="1">
+      <w:start w:val="1"/>
+      <w:numFmt w:val="lowerLetter"/>
+      <w:lvlText w:val="%8."/>
+      <w:lvlJc w:val="left"/>
+      <w:pPr>
+        <w:ind w:left="5760" w:hanging="360"/>
+      </w:pPr>
+    </w:lvl>
+    <w:lvl w:ilvl="8" w:tplc="0809001B" w:tentative="1">
+      <w:start w:val="1"/>
+      <w:numFmt w:val="lowerRoman"/>
+      <w:lvlText w:val="%9."/>
+      <w:lvlJc w:val="right"/>
+      <w:pPr>
+        <w:ind w:left="6480" w:hanging="180"/>
+      </w:pPr>
     </w:lvl>
   </w:abstractNum>
   <w:num w:numId="1" w16cid:durableId="2105495255">
@@ -1061,6 +3295,9 @@
   </w:num>
   <w:num w:numId="13" w16cid:durableId="1068654944">
     <w:abstractNumId w:val="12"/>
+  </w:num>
+  <w:num w:numId="14" w16cid:durableId="1735005597">
+    <w:abstractNumId w:val="13"/>
   </w:num>
 </w:numbering>
 </file>
@@ -1486,6 +3723,28 @@
       <w:szCs w:val="28"/>
     </w:rPr>
   </w:style>
+  <w:style w:type="paragraph" w:styleId="Heading3">
+    <w:name w:val="heading 3"/>
+    <w:basedOn w:val="Normal"/>
+    <w:next w:val="Normal"/>
+    <w:link w:val="Heading3Char"/>
+    <w:uiPriority w:val="9"/>
+    <w:unhideWhenUsed/>
+    <w:qFormat/>
+    <w:rsid w:val="00961FDE"/>
+    <w:pPr>
+      <w:keepNext/>
+      <w:keepLines/>
+      <w:spacing w:before="40" w:after="0"/>
+      <w:outlineLvl w:val="2"/>
+    </w:pPr>
+    <w:rPr>
+      <w:rFonts w:asciiTheme="majorHAnsi" w:eastAsiaTheme="majorEastAsia" w:hAnsiTheme="majorHAnsi" w:cstheme="majorBidi"/>
+      <w:color w:val="243F60" w:themeColor="accent1" w:themeShade="7F"/>
+      <w:sz w:val="24"/>
+      <w:szCs w:val="24"/>
+    </w:rPr>
+  </w:style>
   <w:style w:type="character" w:default="1" w:styleId="DefaultParagraphFont">
     <w:name w:val="Default Paragraph Font"/>
     <w:uiPriority w:val="1"/>
@@ -1522,6 +3781,61 @@
       <w:rFonts w:ascii="Consolas" w:eastAsia="Consolas" w:hAnsi="Consolas" w:cs="Consolas"/>
       <w:sz w:val="20"/>
       <w:szCs w:val="20"/>
+    </w:rPr>
+  </w:style>
+  <w:style w:type="paragraph" w:styleId="ListParagraph">
+    <w:name w:val="List Paragraph"/>
+    <w:basedOn w:val="Normal"/>
+    <w:uiPriority w:val="34"/>
+    <w:qFormat/>
+    <w:rsid w:val="00180859"/>
+    <w:pPr>
+      <w:ind w:left="720"/>
+      <w:contextualSpacing/>
+    </w:pPr>
+  </w:style>
+  <w:style w:type="character" w:customStyle="1" w:styleId="Heading3Char">
+    <w:name w:val="Heading 3 Char"/>
+    <w:basedOn w:val="DefaultParagraphFont"/>
+    <w:link w:val="Heading3"/>
+    <w:uiPriority w:val="9"/>
+    <w:rsid w:val="00961FDE"/>
+    <w:rPr>
+      <w:rFonts w:asciiTheme="majorHAnsi" w:eastAsiaTheme="majorEastAsia" w:hAnsiTheme="majorHAnsi" w:cstheme="majorBidi"/>
+      <w:color w:val="243F60" w:themeColor="accent1" w:themeShade="7F"/>
+      <w:sz w:val="24"/>
+      <w:szCs w:val="24"/>
+    </w:rPr>
+  </w:style>
+  <w:style w:type="paragraph" w:styleId="Quote">
+    <w:name w:val="Quote"/>
+    <w:basedOn w:val="Normal"/>
+    <w:next w:val="Normal"/>
+    <w:link w:val="QuoteChar"/>
+    <w:uiPriority w:val="29"/>
+    <w:qFormat/>
+    <w:rsid w:val="004B68F6"/>
+    <w:pPr>
+      <w:spacing w:before="200"/>
+      <w:ind w:left="864" w:right="864"/>
+      <w:jc w:val="center"/>
+    </w:pPr>
+    <w:rPr>
+      <w:i/>
+      <w:iCs/>
+      <w:color w:val="404040" w:themeColor="text1" w:themeTint="BF"/>
+    </w:rPr>
+  </w:style>
+  <w:style w:type="character" w:customStyle="1" w:styleId="QuoteChar">
+    <w:name w:val="Quote Char"/>
+    <w:basedOn w:val="DefaultParagraphFont"/>
+    <w:link w:val="Quote"/>
+    <w:uiPriority w:val="29"/>
+    <w:rsid w:val="004B68F6"/>
+    <w:rPr>
+      <w:i/>
+      <w:iCs/>
+      <w:color w:val="404040" w:themeColor="text1" w:themeTint="BF"/>
     </w:rPr>
   </w:style>
 </w:styles>

--- a/public/lesson-3.docx
+++ b/public/lesson-3.docx
@@ -5,12 +5,16 @@
     <w:p>
       <w:pPr>
         <w:pStyle w:val="Heading2"/>
-      </w:pPr>
-      <w:proofErr w:type="spellStart"/>
-      <w:r>
+        <w:rPr>
+          <w:lang w:val="ru-RU"/>
+        </w:rPr>
+      </w:pPr>
+      <w:r>
+        <w:rPr>
+          <w:lang w:val="ru-RU"/>
+        </w:rPr>
         <w:t>Парменид</w:t>
       </w:r>
-      <w:proofErr w:type="spellEnd"/>
     </w:p>
     <w:p>
       <w:pPr>
@@ -494,6 +498,8 @@
       <w:r>
         <w:rPr>
           <w:rFonts w:ascii="Times New Roman" w:hAnsi="Times New Roman" w:cs="Times New Roman"/>
+          <w:b/>
+          <w:bCs/>
           <w:sz w:val="24"/>
           <w:szCs w:val="24"/>
           <w:lang w:val="ru-RU"/>
@@ -503,6 +509,8 @@
       <w:r>
         <w:rPr>
           <w:rFonts w:ascii="Times New Roman" w:hAnsi="Times New Roman" w:cs="Times New Roman"/>
+          <w:b/>
+          <w:bCs/>
           <w:sz w:val="24"/>
           <w:szCs w:val="24"/>
           <w:lang w:val="ru-RU"/>
@@ -721,16 +729,7 @@
           <w:szCs w:val="24"/>
           <w:lang w:val="ru-RU"/>
         </w:rPr>
-        <w:t>а</w:t>
-      </w:r>
-      <w:r>
-        <w:rPr>
-          <w:rFonts w:ascii="Times New Roman" w:hAnsi="Times New Roman" w:cs="Times New Roman"/>
-          <w:sz w:val="24"/>
-          <w:szCs w:val="24"/>
-          <w:lang w:val="ru-RU"/>
-        </w:rPr>
-        <w:t>летейя</w:t>
+        <w:t>ἀλήθει</w:t>
       </w:r>
       <w:proofErr w:type="spellEnd"/>
       <w:r>
@@ -740,7 +739,16 @@
           <w:szCs w:val="24"/>
           <w:lang w:val="ru-RU"/>
         </w:rPr>
-        <w:t xml:space="preserve"> (</w:t>
+        <w:t>α</w:t>
+      </w:r>
+      <w:r>
+        <w:rPr>
+          <w:rFonts w:ascii="Times New Roman" w:hAnsi="Times New Roman" w:cs="Times New Roman"/>
+          <w:sz w:val="24"/>
+          <w:szCs w:val="24"/>
+          <w:lang w:val="ru-RU"/>
+        </w:rPr>
+        <w:t xml:space="preserve"> </w:t>
       </w:r>
       <w:r>
         <w:rPr>
@@ -755,11 +763,13 @@
       <w:r>
         <w:rPr>
           <w:rFonts w:ascii="Times New Roman" w:hAnsi="Times New Roman" w:cs="Times New Roman"/>
-          <w:sz w:val="24"/>
-          <w:szCs w:val="24"/>
-          <w:lang w:val="ru-RU"/>
-        </w:rPr>
-        <w:t>ἀλήθει</w:t>
+          <w:b/>
+          <w:bCs/>
+          <w:sz w:val="24"/>
+          <w:szCs w:val="24"/>
+          <w:lang w:val="ru-RU"/>
+        </w:rPr>
+        <w:t>алетейя</w:t>
       </w:r>
       <w:proofErr w:type="spellEnd"/>
       <w:r>
@@ -769,6 +779,64 @@
           <w:szCs w:val="24"/>
           <w:lang w:val="ru-RU"/>
         </w:rPr>
+        <w:t>]</w:t>
+      </w:r>
+      <w:r>
+        <w:rPr>
+          <w:rFonts w:ascii="Times New Roman" w:hAnsi="Times New Roman" w:cs="Times New Roman"/>
+          <w:sz w:val="24"/>
+          <w:szCs w:val="24"/>
+          <w:lang w:val="ru-RU"/>
+        </w:rPr>
+        <w:t xml:space="preserve"> —</w:t>
+      </w:r>
+      <w:r>
+        <w:rPr>
+          <w:rFonts w:ascii="Times New Roman" w:hAnsi="Times New Roman" w:cs="Times New Roman"/>
+          <w:sz w:val="24"/>
+          <w:szCs w:val="24"/>
+          <w:lang w:val="ru-RU"/>
+        </w:rPr>
+        <w:t xml:space="preserve"> </w:t>
+      </w:r>
+      <w:proofErr w:type="spellStart"/>
+      <w:r>
+        <w:rPr>
+          <w:rFonts w:ascii="Times New Roman" w:hAnsi="Times New Roman" w:cs="Times New Roman"/>
+          <w:sz w:val="24"/>
+          <w:szCs w:val="24"/>
+          <w:lang w:val="ru-RU"/>
+        </w:rPr>
+        <w:t>несокрытость</w:t>
+      </w:r>
+      <w:proofErr w:type="spellEnd"/>
+      <w:r>
+        <w:rPr>
+          <w:rFonts w:ascii="Times New Roman" w:hAnsi="Times New Roman" w:cs="Times New Roman"/>
+          <w:sz w:val="24"/>
+          <w:szCs w:val="24"/>
+          <w:lang w:val="ru-RU"/>
+        </w:rPr>
+        <w:t xml:space="preserve">.  </w:t>
+      </w:r>
+      <w:proofErr w:type="spellStart"/>
+      <w:r>
+        <w:rPr>
+          <w:rFonts w:ascii="Times New Roman" w:hAnsi="Times New Roman" w:cs="Times New Roman"/>
+          <w:sz w:val="24"/>
+          <w:szCs w:val="24"/>
+          <w:lang w:val="ru-RU"/>
+        </w:rPr>
+        <w:t>δόξ</w:t>
+      </w:r>
+      <w:proofErr w:type="spellEnd"/>
+      <w:r>
+        <w:rPr>
+          <w:rFonts w:ascii="Times New Roman" w:hAnsi="Times New Roman" w:cs="Times New Roman"/>
+          <w:sz w:val="24"/>
+          <w:szCs w:val="24"/>
+          <w:lang w:val="ru-RU"/>
+        </w:rPr>
         <w:t>α</w:t>
       </w:r>
       <w:r>
@@ -778,79 +846,23 @@
           <w:szCs w:val="24"/>
           <w:lang w:val="ru-RU"/>
         </w:rPr>
-        <w:t>]</w:t>
-      </w:r>
-      <w:r>
-        <w:rPr>
-          <w:rFonts w:ascii="Times New Roman" w:hAnsi="Times New Roman" w:cs="Times New Roman"/>
-          <w:sz w:val="24"/>
-          <w:szCs w:val="24"/>
-          <w:lang w:val="ru-RU"/>
-        </w:rPr>
-        <w:t xml:space="preserve">, </w:t>
+        <w:t xml:space="preserve"> </w:t>
+      </w:r>
+      <w:r>
+        <w:rPr>
+          <w:rFonts w:ascii="Times New Roman" w:hAnsi="Times New Roman" w:cs="Times New Roman"/>
+          <w:sz w:val="24"/>
+          <w:szCs w:val="24"/>
+          <w:lang w:val="ru-RU"/>
+        </w:rPr>
+        <w:t>[</w:t>
       </w:r>
       <w:proofErr w:type="spellStart"/>
       <w:r>
         <w:rPr>
           <w:rFonts w:ascii="Times New Roman" w:hAnsi="Times New Roman" w:cs="Times New Roman"/>
-          <w:sz w:val="24"/>
-          <w:szCs w:val="24"/>
-          <w:lang w:val="ru-RU"/>
-        </w:rPr>
-        <w:t>несокрытость</w:t>
-      </w:r>
-      <w:proofErr w:type="spellEnd"/>
-      <w:r>
-        <w:rPr>
-          <w:rFonts w:ascii="Times New Roman" w:hAnsi="Times New Roman" w:cs="Times New Roman"/>
-          <w:sz w:val="24"/>
-          <w:szCs w:val="24"/>
-          <w:lang w:val="ru-RU"/>
-        </w:rPr>
-        <w:t xml:space="preserve">).  </w:t>
-      </w:r>
-      <w:proofErr w:type="spellStart"/>
-      <w:r>
-        <w:rPr>
-          <w:rFonts w:ascii="Times New Roman" w:hAnsi="Times New Roman" w:cs="Times New Roman"/>
-          <w:sz w:val="24"/>
-          <w:szCs w:val="24"/>
-          <w:lang w:val="ru-RU"/>
-        </w:rPr>
-        <w:t>δόξ</w:t>
-      </w:r>
-      <w:proofErr w:type="spellEnd"/>
-      <w:r>
-        <w:rPr>
-          <w:rFonts w:ascii="Times New Roman" w:hAnsi="Times New Roman" w:cs="Times New Roman"/>
-          <w:sz w:val="24"/>
-          <w:szCs w:val="24"/>
-          <w:lang w:val="ru-RU"/>
-        </w:rPr>
-        <w:t>α</w:t>
-      </w:r>
-      <w:r>
-        <w:rPr>
-          <w:rFonts w:ascii="Times New Roman" w:hAnsi="Times New Roman" w:cs="Times New Roman"/>
-          <w:sz w:val="24"/>
-          <w:szCs w:val="24"/>
-          <w:lang w:val="ru-RU"/>
-        </w:rPr>
-        <w:t xml:space="preserve"> </w:t>
-      </w:r>
-      <w:r>
-        <w:rPr>
-          <w:rFonts w:ascii="Times New Roman" w:hAnsi="Times New Roman" w:cs="Times New Roman"/>
-          <w:sz w:val="24"/>
-          <w:szCs w:val="24"/>
-          <w:lang w:val="ru-RU"/>
-        </w:rPr>
-        <w:t>[</w:t>
-      </w:r>
-      <w:proofErr w:type="spellStart"/>
-      <w:r>
-        <w:rPr>
-          <w:rFonts w:ascii="Times New Roman" w:hAnsi="Times New Roman" w:cs="Times New Roman"/>
+          <w:b/>
+          <w:bCs/>
           <w:sz w:val="24"/>
           <w:szCs w:val="24"/>
           <w:lang w:val="ru-RU"/>
@@ -860,6 +872,8 @@
       <w:r>
         <w:rPr>
           <w:rFonts w:ascii="Times New Roman" w:hAnsi="Times New Roman" w:cs="Times New Roman"/>
+          <w:b/>
+          <w:bCs/>
           <w:sz w:val="24"/>
           <w:szCs w:val="24"/>
           <w:lang w:val="ru-RU"/>
@@ -1177,22 +1191,31 @@
     <w:p>
       <w:pPr>
         <w:pStyle w:val="Heading3"/>
-        <w:rPr>
-          <w:lang w:val="ru-RU"/>
-        </w:rPr>
-      </w:pPr>
-      <w:r>
-        <w:rPr>
-          <w:lang w:val="ru-RU"/>
-        </w:rPr>
-        <w:t>Доказательство первого пункт</w:t>
-      </w:r>
-      <w:r>
-        <w:rPr>
-          <w:lang w:val="ru-RU"/>
-        </w:rPr>
+      </w:pPr>
+      <w:proofErr w:type="spellStart"/>
+      <w:r>
+        <w:t>Доказательство</w:t>
+      </w:r>
+      <w:proofErr w:type="spellEnd"/>
+      <w:r>
+        <w:t xml:space="preserve"> </w:t>
+      </w:r>
+      <w:proofErr w:type="spellStart"/>
+      <w:r>
+        <w:t>первого</w:t>
+      </w:r>
+      <w:proofErr w:type="spellEnd"/>
+      <w:r>
+        <w:t xml:space="preserve"> </w:t>
+      </w:r>
+      <w:proofErr w:type="spellStart"/>
+      <w:r>
+        <w:t>пункт</w:t>
+      </w:r>
+      <w:r>
         <w:t>а</w:t>
       </w:r>
+      <w:proofErr w:type="spellEnd"/>
     </w:p>
     <w:p>
       <w:pPr>
@@ -1770,7 +1793,45 @@
           <w:szCs w:val="24"/>
           <w:lang w:val="ru-RU"/>
         </w:rPr>
-        <w:t xml:space="preserve">. Второй уровень мышления у Гераклита называется </w:t>
+        <w:t>. Второй уровень мышления у Гераклита называется</w:t>
+      </w:r>
+      <w:r>
+        <w:rPr>
+          <w:rFonts w:ascii="Times New Roman" w:hAnsi="Times New Roman" w:cs="Times New Roman"/>
+          <w:sz w:val="24"/>
+          <w:szCs w:val="24"/>
+        </w:rPr>
+        <w:t xml:space="preserve"> </w:t>
+      </w:r>
+      <w:proofErr w:type="spellStart"/>
+      <w:r>
+        <w:rPr>
+          <w:rFonts w:ascii="Times New Roman" w:hAnsi="Times New Roman" w:cs="Times New Roman"/>
+          <w:bCs/>
+          <w:sz w:val="24"/>
+          <w:szCs w:val="24"/>
+        </w:rPr>
+        <w:t>λόγος</w:t>
+      </w:r>
+      <w:proofErr w:type="spellEnd"/>
+      <w:r>
+        <w:rPr>
+          <w:rFonts w:ascii="Times New Roman" w:hAnsi="Times New Roman" w:cs="Times New Roman"/>
+          <w:sz w:val="24"/>
+          <w:szCs w:val="24"/>
+          <w:lang w:val="ru-RU"/>
+        </w:rPr>
+        <w:t xml:space="preserve"> </w:t>
+      </w:r>
+      <w:r>
+        <w:rPr>
+          <w:rFonts w:ascii="Times New Roman" w:hAnsi="Times New Roman" w:cs="Times New Roman"/>
+          <w:bCs/>
+          <w:sz w:val="24"/>
+          <w:szCs w:val="24"/>
+          <w:lang w:val="ru-RU"/>
+        </w:rPr>
+        <w:t>[</w:t>
       </w:r>
       <w:r>
         <w:rPr>
@@ -1780,39 +1841,17 @@
           <w:szCs w:val="24"/>
           <w:lang w:val="ru-RU"/>
         </w:rPr>
-        <w:t>логосом</w:t>
-      </w:r>
-      <w:r>
-        <w:rPr>
-          <w:rFonts w:ascii="Times New Roman" w:hAnsi="Times New Roman" w:cs="Times New Roman"/>
-          <w:bCs/>
-          <w:sz w:val="24"/>
-          <w:szCs w:val="24"/>
-          <w:lang w:val="ru-RU"/>
-        </w:rPr>
-        <w:t xml:space="preserve"> </w:t>
-      </w:r>
-      <w:r>
-        <w:rPr>
-          <w:rFonts w:ascii="Times New Roman" w:hAnsi="Times New Roman" w:cs="Times New Roman"/>
-          <w:bCs/>
-          <w:sz w:val="24"/>
-          <w:szCs w:val="24"/>
-          <w:lang w:val="ru-RU"/>
-        </w:rPr>
-        <w:t>[</w:t>
-      </w:r>
-      <w:proofErr w:type="spellStart"/>
-      <w:r>
-        <w:rPr>
-          <w:rFonts w:ascii="Times New Roman" w:hAnsi="Times New Roman" w:cs="Times New Roman"/>
-          <w:bCs/>
-          <w:sz w:val="24"/>
-          <w:szCs w:val="24"/>
-        </w:rPr>
-        <w:t>λόγος</w:t>
-      </w:r>
-      <w:proofErr w:type="spellEnd"/>
+        <w:t>лого</w:t>
+      </w:r>
+      <w:r>
+        <w:rPr>
+          <w:rFonts w:ascii="Times New Roman" w:hAnsi="Times New Roman" w:cs="Times New Roman"/>
+          <w:b/>
+          <w:sz w:val="24"/>
+          <w:szCs w:val="24"/>
+        </w:rPr>
+        <w:t>c</w:t>
+      </w:r>
       <w:r>
         <w:rPr>
           <w:rFonts w:ascii="Times New Roman" w:hAnsi="Times New Roman" w:cs="Times New Roman"/>
@@ -1895,8 +1934,19 @@
           <w:szCs w:val="24"/>
           <w:lang w:val="ru-RU"/>
         </w:rPr>
-        <w:t xml:space="preserve"> от слова лего</w:t>
-      </w:r>
+        <w:t xml:space="preserve"> от слова </w:t>
+      </w:r>
+      <w:proofErr w:type="spellStart"/>
+      <w:r>
+        <w:rPr>
+          <w:rFonts w:ascii="Times New Roman" w:hAnsi="Times New Roman" w:cs="Times New Roman"/>
+          <w:sz w:val="24"/>
+          <w:szCs w:val="24"/>
+          <w:lang w:val="ru-RU"/>
+        </w:rPr>
+        <w:t>λέγω</w:t>
+      </w:r>
+      <w:proofErr w:type="spellEnd"/>
       <w:r>
         <w:rPr>
           <w:rFonts w:ascii="Times New Roman" w:hAnsi="Times New Roman" w:cs="Times New Roman"/>
@@ -1913,45 +1963,61 @@
           <w:szCs w:val="24"/>
           <w:lang w:val="ru-RU"/>
         </w:rPr>
-        <w:t>(</w:t>
-      </w:r>
-      <w:r>
-        <w:rPr>
-          <w:rFonts w:ascii="Times New Roman" w:hAnsi="Times New Roman" w:cs="Times New Roman"/>
-          <w:sz w:val="24"/>
-          <w:szCs w:val="24"/>
-          <w:lang w:val="ru-RU"/>
-        </w:rPr>
         <w:t>[</w:t>
       </w:r>
-      <w:proofErr w:type="spellStart"/>
-      <w:r>
-        <w:rPr>
-          <w:rFonts w:ascii="Times New Roman" w:hAnsi="Times New Roman" w:cs="Times New Roman"/>
-          <w:sz w:val="24"/>
-          <w:szCs w:val="24"/>
-          <w:lang w:val="ru-RU"/>
-        </w:rPr>
-        <w:t>λέγω</w:t>
-      </w:r>
-      <w:proofErr w:type="spellEnd"/>
-      <w:r>
-        <w:rPr>
-          <w:rFonts w:ascii="Times New Roman" w:hAnsi="Times New Roman" w:cs="Times New Roman"/>
-          <w:sz w:val="24"/>
-          <w:szCs w:val="24"/>
-          <w:lang w:val="ru-RU"/>
-        </w:rPr>
-        <w:t xml:space="preserve">], </w:t>
-      </w:r>
-      <w:r>
-        <w:rPr>
-          <w:rFonts w:ascii="Times New Roman" w:hAnsi="Times New Roman" w:cs="Times New Roman"/>
-          <w:sz w:val="24"/>
-          <w:szCs w:val="24"/>
-          <w:lang w:val="ru-RU"/>
-        </w:rPr>
-        <w:t xml:space="preserve">конструктор). </w:t>
+      <w:r>
+        <w:rPr>
+          <w:rFonts w:ascii="Times New Roman" w:hAnsi="Times New Roman" w:cs="Times New Roman"/>
+          <w:sz w:val="24"/>
+          <w:szCs w:val="24"/>
+          <w:lang w:val="ru-RU"/>
+        </w:rPr>
+        <w:t>лего</w:t>
+      </w:r>
+      <w:r>
+        <w:rPr>
+          <w:rFonts w:ascii="Times New Roman" w:hAnsi="Times New Roman" w:cs="Times New Roman"/>
+          <w:sz w:val="24"/>
+          <w:szCs w:val="24"/>
+          <w:lang w:val="ru-RU"/>
+        </w:rPr>
+        <w:t>]</w:t>
+      </w:r>
+      <w:r>
+        <w:rPr>
+          <w:rFonts w:ascii="Times New Roman" w:hAnsi="Times New Roman" w:cs="Times New Roman"/>
+          <w:sz w:val="24"/>
+          <w:szCs w:val="24"/>
+          <w:lang w:val="ru-RU"/>
+        </w:rPr>
+        <w:t xml:space="preserve"> </w:t>
+      </w:r>
+      <w:r>
+        <w:rPr>
+          <w:rFonts w:ascii="Times New Roman" w:hAnsi="Times New Roman" w:cs="Times New Roman"/>
+          <w:sz w:val="24"/>
+          <w:szCs w:val="24"/>
+          <w:lang w:val="ru-RU"/>
+        </w:rPr>
+        <w:t>—</w:t>
+      </w:r>
+      <w:r>
+        <w:rPr>
+          <w:rFonts w:ascii="Times New Roman" w:hAnsi="Times New Roman" w:cs="Times New Roman"/>
+          <w:sz w:val="24"/>
+          <w:szCs w:val="24"/>
+          <w:lang w:val="ru-RU"/>
+        </w:rPr>
+        <w:t xml:space="preserve"> </w:t>
+      </w:r>
+      <w:r>
+        <w:rPr>
+          <w:rFonts w:ascii="Times New Roman" w:hAnsi="Times New Roman" w:cs="Times New Roman"/>
+          <w:sz w:val="24"/>
+          <w:szCs w:val="24"/>
+          <w:lang w:val="ru-RU"/>
+        </w:rPr>
+        <w:t xml:space="preserve">конструктор. </w:t>
       </w:r>
       <w:r>
         <w:rPr>

--- a/public/lesson-3.docx
+++ b/public/lesson-3.docx
@@ -4,6 +4,45 @@
   <w:body>
     <w:p>
       <w:pPr>
+        <w:rPr>
+          <w:lang w:val="ru-RU"/>
+        </w:rPr>
+      </w:pPr>
+      <w:r>
+        <w:rPr>
+          <w:lang w:val="ru-RU"/>
+        </w:rPr>
+        <w:t>#8 "Реальность" – это парадокс мышления, полагающего, что нечто существует ВНЕ мышления ("без наблюдателя")</w:t>
+      </w:r>
+    </w:p>
+    <w:p>
+      <w:pPr>
+        <w:rPr>
+          <w:lang w:val="ru-RU"/>
+        </w:rPr>
+      </w:pPr>
+      <w:r>
+        <w:rPr>
+          <w:lang w:val="ru-RU"/>
+        </w:rPr>
+        <w:t>#9 Моделирование у Парменида: характеристики реальности (без наблюдателя) выводятся из самого факта реальности</w:t>
+      </w:r>
+    </w:p>
+    <w:p>
+      <w:pPr>
+        <w:rPr>
+          <w:lang w:val="ru-RU"/>
+        </w:rPr>
+      </w:pPr>
+      <w:r>
+        <w:rPr>
+          <w:lang w:val="ru-RU"/>
+        </w:rPr>
+        <w:t>#10 Моделирование у Гераклита: характеристики реальности (без наблюдателя) выводятся из факта мышления о реальности</w:t>
+      </w:r>
+    </w:p>
+    <w:p>
+      <w:pPr>
         <w:pStyle w:val="Heading2"/>
         <w:rPr>
           <w:lang w:val="ru-RU"/>
@@ -1191,31 +1230,23 @@
     <w:p>
       <w:pPr>
         <w:pStyle w:val="Heading3"/>
-      </w:pPr>
-      <w:proofErr w:type="spellStart"/>
-      <w:r>
-        <w:t>Доказательство</w:t>
-      </w:r>
-      <w:proofErr w:type="spellEnd"/>
-      <w:r>
-        <w:t xml:space="preserve"> </w:t>
-      </w:r>
-      <w:proofErr w:type="spellStart"/>
-      <w:r>
-        <w:t>первого</w:t>
-      </w:r>
-      <w:proofErr w:type="spellEnd"/>
-      <w:r>
-        <w:t xml:space="preserve"> </w:t>
-      </w:r>
-      <w:proofErr w:type="spellStart"/>
-      <w:r>
-        <w:t>пункт</w:t>
-      </w:r>
-      <w:r>
+        <w:rPr>
+          <w:lang w:val="ru-RU"/>
+        </w:rPr>
+      </w:pPr>
+      <w:r>
+        <w:rPr>
+          <w:lang w:val="ru-RU"/>
+        </w:rPr>
+        <w:lastRenderedPageBreak/>
+        <w:t>Доказательство первого пункт</w:t>
+      </w:r>
+      <w:r>
+        <w:rPr>
+          <w:lang w:val="ru-RU"/>
+        </w:rPr>
         <w:t>а</w:t>
       </w:r>
-      <w:proofErr w:type="spellEnd"/>
     </w:p>
     <w:p>
       <w:pPr>
@@ -1274,7 +1305,6 @@
         <w:rPr>
           <w:lang w:val="ru-RU"/>
         </w:rPr>
-        <w:lastRenderedPageBreak/>
         <w:t>Доказательство второго пункта</w:t>
       </w:r>
     </w:p>
@@ -1800,6 +1830,7 @@
           <w:rFonts w:ascii="Times New Roman" w:hAnsi="Times New Roman" w:cs="Times New Roman"/>
           <w:sz w:val="24"/>
           <w:szCs w:val="24"/>
+          <w:lang w:val="ru-RU"/>
         </w:rPr>
         <w:t xml:space="preserve"> </w:t>
       </w:r>
@@ -2026,27 +2057,7 @@
           <w:szCs w:val="24"/>
           <w:lang w:val="ru-RU"/>
         </w:rPr>
-        <w:t xml:space="preserve">Имеется в виду, </w:t>
-      </w:r>
-      <w:proofErr w:type="gramStart"/>
-      <w:r>
-        <w:rPr>
-          <w:rFonts w:ascii="Times New Roman" w:hAnsi="Times New Roman" w:cs="Times New Roman"/>
-          <w:sz w:val="24"/>
-          <w:szCs w:val="24"/>
-          <w:lang w:val="ru-RU"/>
-        </w:rPr>
-        <w:t>что</w:t>
-      </w:r>
-      <w:proofErr w:type="gramEnd"/>
-      <w:r>
-        <w:rPr>
-          <w:rFonts w:ascii="Times New Roman" w:hAnsi="Times New Roman" w:cs="Times New Roman"/>
-          <w:sz w:val="24"/>
-          <w:szCs w:val="24"/>
-          <w:lang w:val="ru-RU"/>
-        </w:rPr>
-        <w:t xml:space="preserve"> к</w:t>
+        <w:t>Имеется в виду, что к</w:t>
       </w:r>
       <w:r>
         <w:rPr>
@@ -2257,6 +2268,7 @@
           <w:szCs w:val="24"/>
           <w:lang w:val="ru-RU"/>
         </w:rPr>
+        <w:lastRenderedPageBreak/>
         <w:t xml:space="preserve">В итоге </w:t>
       </w:r>
       <w:r>

--- a/public/lesson-3.docx
+++ b/public/lesson-3.docx
@@ -12,7 +12,19 @@
         <w:rPr>
           <w:lang w:val="ru-RU"/>
         </w:rPr>
-        <w:t>#8 "Реальность" – это парадокс мышления, полагающего, что нечто существует ВНЕ мышления ("без наблюдателя")</w:t>
+        <w:t>#8</w:t>
+      </w:r>
+      <w:r>
+        <w:rPr>
+          <w:lang w:val="ru-RU"/>
+        </w:rPr>
+        <w:t>.</w:t>
+      </w:r>
+      <w:r>
+        <w:rPr>
+          <w:lang w:val="ru-RU"/>
+        </w:rPr>
+        <w:t xml:space="preserve"> "Реальность" – это парадокс мышления, полагающего, что нечто существует ВНЕ мышления ("без наблюдателя")</w:t>
       </w:r>
     </w:p>
     <w:p>
@@ -25,7 +37,19 @@
         <w:rPr>
           <w:lang w:val="ru-RU"/>
         </w:rPr>
-        <w:t>#9 Моделирование у Парменида: характеристики реальности (без наблюдателя) выводятся из самого факта реальности</w:t>
+        <w:t>#9</w:t>
+      </w:r>
+      <w:r>
+        <w:rPr>
+          <w:lang w:val="ru-RU"/>
+        </w:rPr>
+        <w:t>.</w:t>
+      </w:r>
+      <w:r>
+        <w:rPr>
+          <w:lang w:val="ru-RU"/>
+        </w:rPr>
+        <w:t xml:space="preserve"> Моделирование у Парменида: характеристики реальности (без наблюдателя) выводятся из самого факта реальности</w:t>
       </w:r>
     </w:p>
     <w:p>
@@ -38,7 +62,16 @@
         <w:rPr>
           <w:lang w:val="ru-RU"/>
         </w:rPr>
-        <w:t>#10 Моделирование у Гераклита: характеристики реальности (без наблюдателя) выводятся из факта мышления о реальности</w:t>
+        <w:t>#10</w:t>
+      </w:r>
+      <w:r>
+        <w:t>.</w:t>
+      </w:r>
+      <w:r>
+        <w:rPr>
+          <w:lang w:val="ru-RU"/>
+        </w:rPr>
+        <w:t xml:space="preserve"> Моделирование у Гераклита: характеристики реальности (без наблюдателя) выводятся из факта мышления о реальности</w:t>
       </w:r>
     </w:p>
     <w:p>
@@ -495,25 +528,14 @@
         </w:rPr>
         <w:t xml:space="preserve">— </w:t>
       </w:r>
-      <w:proofErr w:type="spellStart"/>
-      <w:r>
-        <w:rPr>
-          <w:rFonts w:ascii="Times New Roman" w:hAnsi="Times New Roman" w:cs="Times New Roman"/>
-          <w:sz w:val="24"/>
-          <w:szCs w:val="24"/>
-          <w:lang w:val="ru-RU"/>
-        </w:rPr>
-        <w:t>εἶν</w:t>
-      </w:r>
-      <w:proofErr w:type="spellEnd"/>
-      <w:r>
-        <w:rPr>
-          <w:rFonts w:ascii="Times New Roman" w:hAnsi="Times New Roman" w:cs="Times New Roman"/>
-          <w:sz w:val="24"/>
-          <w:szCs w:val="24"/>
-          <w:lang w:val="ru-RU"/>
-        </w:rPr>
-        <w:t>αι</w:t>
+      <w:r>
+        <w:rPr>
+          <w:rFonts w:ascii="Times New Roman" w:hAnsi="Times New Roman" w:cs="Times New Roman"/>
+          <w:sz w:val="24"/>
+          <w:szCs w:val="24"/>
+          <w:lang w:val="ru-RU"/>
+        </w:rPr>
+        <w:t>εἶναι</w:t>
       </w:r>
       <w:r>
         <w:rPr>
@@ -533,7 +555,6 @@
         </w:rPr>
         <w:t>[</w:t>
       </w:r>
-      <w:proofErr w:type="spellStart"/>
       <w:r>
         <w:rPr>
           <w:rFonts w:ascii="Times New Roman" w:hAnsi="Times New Roman" w:cs="Times New Roman"/>
@@ -556,7 +577,6 @@
         </w:rPr>
         <w:t>йней</w:t>
       </w:r>
-      <w:proofErr w:type="spellEnd"/>
       <w:r>
         <w:rPr>
           <w:rFonts w:ascii="Times New Roman" w:hAnsi="Times New Roman" w:cs="Times New Roman"/>
@@ -631,27 +651,7 @@
           <w:szCs w:val="24"/>
           <w:lang w:val="ru-RU"/>
         </w:rPr>
-        <w:t xml:space="preserve">, независим от него. Фактически, впервые таким образом был задан вопрос: что такое реальность? Ведь раньше никто не различал бодрствование ото сна, никто не </w:t>
-      </w:r>
-      <w:proofErr w:type="spellStart"/>
-      <w:r>
-        <w:rPr>
-          <w:rFonts w:ascii="Times New Roman" w:hAnsi="Times New Roman" w:cs="Times New Roman"/>
-          <w:sz w:val="24"/>
-          <w:szCs w:val="24"/>
-          <w:lang w:val="ru-RU"/>
-        </w:rPr>
-        <w:t>помысливал</w:t>
-      </w:r>
-      <w:proofErr w:type="spellEnd"/>
-      <w:r>
-        <w:rPr>
-          <w:rFonts w:ascii="Times New Roman" w:hAnsi="Times New Roman" w:cs="Times New Roman"/>
-          <w:sz w:val="24"/>
-          <w:szCs w:val="24"/>
-          <w:lang w:val="ru-RU"/>
-        </w:rPr>
-        <w:t xml:space="preserve"> их различать, значит не было и смысла в термине </w:t>
+        <w:t xml:space="preserve">, независим от него. Фактически, впервые таким образом был задан вопрос: что такое реальность? Ведь раньше никто не различал бодрствование ото сна, никто не помысливал их различать, значит не было и смысла в термине </w:t>
       </w:r>
       <w:r>
         <w:rPr>
@@ -760,25 +760,14 @@
         </w:rPr>
         <w:t xml:space="preserve">— </w:t>
       </w:r>
-      <w:proofErr w:type="spellStart"/>
-      <w:r>
-        <w:rPr>
-          <w:rFonts w:ascii="Times New Roman" w:hAnsi="Times New Roman" w:cs="Times New Roman"/>
-          <w:sz w:val="24"/>
-          <w:szCs w:val="24"/>
-          <w:lang w:val="ru-RU"/>
-        </w:rPr>
-        <w:t>ἀλήθει</w:t>
-      </w:r>
-      <w:proofErr w:type="spellEnd"/>
-      <w:r>
-        <w:rPr>
-          <w:rFonts w:ascii="Times New Roman" w:hAnsi="Times New Roman" w:cs="Times New Roman"/>
-          <w:sz w:val="24"/>
-          <w:szCs w:val="24"/>
-          <w:lang w:val="ru-RU"/>
-        </w:rPr>
-        <w:t>α</w:t>
+      <w:r>
+        <w:rPr>
+          <w:rFonts w:ascii="Times New Roman" w:hAnsi="Times New Roman" w:cs="Times New Roman"/>
+          <w:sz w:val="24"/>
+          <w:szCs w:val="24"/>
+          <w:lang w:val="ru-RU"/>
+        </w:rPr>
+        <w:t>ἀλήθεια</w:t>
       </w:r>
       <w:r>
         <w:rPr>
@@ -798,7 +787,6 @@
         </w:rPr>
         <w:t>[</w:t>
       </w:r>
-      <w:proofErr w:type="spellStart"/>
       <w:r>
         <w:rPr>
           <w:rFonts w:ascii="Times New Roman" w:hAnsi="Times New Roman" w:cs="Times New Roman"/>
@@ -810,7 +798,6 @@
         </w:rPr>
         <w:t>алетейя</w:t>
       </w:r>
-      <w:proofErr w:type="spellEnd"/>
       <w:r>
         <w:rPr>
           <w:rFonts w:ascii="Times New Roman" w:hAnsi="Times New Roman" w:cs="Times New Roman"/>
@@ -838,45 +825,23 @@
         </w:rPr>
         <w:t xml:space="preserve"> </w:t>
       </w:r>
-      <w:proofErr w:type="spellStart"/>
-      <w:r>
-        <w:rPr>
-          <w:rFonts w:ascii="Times New Roman" w:hAnsi="Times New Roman" w:cs="Times New Roman"/>
-          <w:sz w:val="24"/>
-          <w:szCs w:val="24"/>
-          <w:lang w:val="ru-RU"/>
-        </w:rPr>
-        <w:t>несокрытость</w:t>
-      </w:r>
-      <w:proofErr w:type="spellEnd"/>
-      <w:r>
-        <w:rPr>
-          <w:rFonts w:ascii="Times New Roman" w:hAnsi="Times New Roman" w:cs="Times New Roman"/>
-          <w:sz w:val="24"/>
-          <w:szCs w:val="24"/>
-          <w:lang w:val="ru-RU"/>
-        </w:rPr>
-        <w:t xml:space="preserve">.  </w:t>
-      </w:r>
-      <w:proofErr w:type="spellStart"/>
-      <w:r>
-        <w:rPr>
-          <w:rFonts w:ascii="Times New Roman" w:hAnsi="Times New Roman" w:cs="Times New Roman"/>
-          <w:sz w:val="24"/>
-          <w:szCs w:val="24"/>
-          <w:lang w:val="ru-RU"/>
-        </w:rPr>
-        <w:t>δόξ</w:t>
-      </w:r>
-      <w:proofErr w:type="spellEnd"/>
-      <w:r>
-        <w:rPr>
-          <w:rFonts w:ascii="Times New Roman" w:hAnsi="Times New Roman" w:cs="Times New Roman"/>
-          <w:sz w:val="24"/>
-          <w:szCs w:val="24"/>
-          <w:lang w:val="ru-RU"/>
-        </w:rPr>
-        <w:t>α</w:t>
+      <w:r>
+        <w:rPr>
+          <w:rFonts w:ascii="Times New Roman" w:hAnsi="Times New Roman" w:cs="Times New Roman"/>
+          <w:sz w:val="24"/>
+          <w:szCs w:val="24"/>
+          <w:lang w:val="ru-RU"/>
+        </w:rPr>
+        <w:t xml:space="preserve">несокрытость.  </w:t>
+      </w:r>
+      <w:r>
+        <w:rPr>
+          <w:rFonts w:ascii="Times New Roman" w:hAnsi="Times New Roman" w:cs="Times New Roman"/>
+          <w:sz w:val="24"/>
+          <w:szCs w:val="24"/>
+          <w:lang w:val="ru-RU"/>
+        </w:rPr>
+        <w:t>δόξα</w:t>
       </w:r>
       <w:r>
         <w:rPr>
@@ -896,7 +861,6 @@
         </w:rPr>
         <w:t>[</w:t>
       </w:r>
-      <w:proofErr w:type="spellStart"/>
       <w:r>
         <w:rPr>
           <w:rFonts w:ascii="Times New Roman" w:hAnsi="Times New Roman" w:cs="Times New Roman"/>
@@ -919,7 +883,6 @@
         </w:rPr>
         <w:t>окса</w:t>
       </w:r>
-      <w:proofErr w:type="spellEnd"/>
       <w:r>
         <w:rPr>
           <w:rFonts w:ascii="Times New Roman" w:hAnsi="Times New Roman" w:cs="Times New Roman"/>
@@ -1146,20 +1109,8 @@
           <w:sz w:val="24"/>
           <w:szCs w:val="24"/>
         </w:rPr>
-        <w:t xml:space="preserve"> </w:t>
-      </w:r>
-      <w:proofErr w:type="spellStart"/>
-      <w:r>
-        <w:rPr>
-          <w:rFonts w:ascii="Times New Roman" w:hAnsi="Times New Roman" w:cs="Times New Roman"/>
-          <w:b/>
-          <w:bCs/>
-          <w:sz w:val="24"/>
-          <w:szCs w:val="24"/>
-        </w:rPr>
-        <w:t>неизменно</w:t>
-      </w:r>
-      <w:proofErr w:type="spellEnd"/>
+        <w:t xml:space="preserve"> неизменно</w:t>
+      </w:r>
     </w:p>
     <w:p>
       <w:pPr>
@@ -1834,7 +1785,6 @@
         </w:rPr>
         <w:t xml:space="preserve"> </w:t>
       </w:r>
-      <w:proofErr w:type="spellStart"/>
       <w:r>
         <w:rPr>
           <w:rFonts w:ascii="Times New Roman" w:hAnsi="Times New Roman" w:cs="Times New Roman"/>
@@ -1844,7 +1794,6 @@
         </w:rPr>
         <w:t>λόγος</w:t>
       </w:r>
-      <w:proofErr w:type="spellEnd"/>
       <w:r>
         <w:rPr>
           <w:rFonts w:ascii="Times New Roman" w:hAnsi="Times New Roman" w:cs="Times New Roman"/>
@@ -1967,7 +1916,6 @@
         </w:rPr>
         <w:t xml:space="preserve"> от слова </w:t>
       </w:r>
-      <w:proofErr w:type="spellStart"/>
       <w:r>
         <w:rPr>
           <w:rFonts w:ascii="Times New Roman" w:hAnsi="Times New Roman" w:cs="Times New Roman"/>
@@ -1977,7 +1925,6 @@
         </w:rPr>
         <w:t>λέγω</w:t>
       </w:r>
-      <w:proofErr w:type="spellEnd"/>
       <w:r>
         <w:rPr>
           <w:rFonts w:ascii="Times New Roman" w:hAnsi="Times New Roman" w:cs="Times New Roman"/>
